--- a/documentacion/Reglas_de_negocio.docx
+++ b/documentacion/Reglas_de_negocio.docx
@@ -448,7 +448,7 @@
     <w:sdt>
       <w:sdtPr>
         <w:alias w:val="Contenido"/>
-        <w:id w:val="-324514422"/>
+        <w:id w:val="132460151"/>
       </w:sdtPr>
       <w:sdtEndPr/>
       <w:sdtContent>
@@ -477,7 +477,7 @@
           <w:r>
             <w:fldChar w:fldCharType="separate"/>
           </w:r>
-          <w:hyperlink w:anchor="_Toc242791970" w:history="1">
+          <w:hyperlink w:anchor="_Toc243055425" w:history="1">
             <w:r>
               <w:rPr>
                 <w:rStyle w:val="Hipervnculo"/>
@@ -501,7 +501,7 @@
               <w:rPr>
                 <w:noProof/>
               </w:rPr>
-              <w:instrText xml:space="preserve"> PAGEREF _Toc242791970 \h </w:instrText>
+              <w:instrText xml:space="preserve"> PAGEREF _Toc243055425 \h </w:instrText>
             </w:r>
             <w:r>
               <w:rPr>
@@ -544,7 +544,7 @@
               <w14:ligatures w14:val="standardContextual"/>
             </w:rPr>
           </w:pPr>
-          <w:hyperlink w:anchor="_Toc242791971" w:history="1">
+          <w:hyperlink w:anchor="_Toc243055426" w:history="1">
             <w:r>
               <w:rPr>
                 <w:rStyle w:val="Hipervnculo"/>
@@ -568,7 +568,7 @@
               <w:rPr>
                 <w:noProof/>
               </w:rPr>
-              <w:instrText xml:space="preserve"> PAGEREF _Toc242791971 \h </w:instrText>
+              <w:instrText xml:space="preserve"> PAGEREF _Toc243055426 \h </w:instrText>
             </w:r>
             <w:r>
               <w:rPr>
@@ -611,7 +611,7 @@
               <w14:ligatures w14:val="standardContextual"/>
             </w:rPr>
           </w:pPr>
-          <w:hyperlink w:anchor="_Toc242791972" w:history="1">
+          <w:hyperlink w:anchor="_Toc243055427" w:history="1">
             <w:r>
               <w:rPr>
                 <w:rStyle w:val="Hipervnculo"/>
@@ -635,7 +635,7 @@
               <w:rPr>
                 <w:noProof/>
               </w:rPr>
-              <w:instrText xml:space="preserve"> PAGEREF _Toc242791972 \h </w:instrText>
+              <w:instrText xml:space="preserve"> PAGEREF _Toc243055427 \h </w:instrText>
             </w:r>
             <w:r>
               <w:rPr>
@@ -678,7 +678,7 @@
               <w14:ligatures w14:val="standardContextual"/>
             </w:rPr>
           </w:pPr>
-          <w:hyperlink w:anchor="_Toc242791973" w:history="1">
+          <w:hyperlink w:anchor="_Toc243055428" w:history="1">
             <w:r>
               <w:rPr>
                 <w:rStyle w:val="Hipervnculo"/>
@@ -702,7 +702,7 @@
               <w:rPr>
                 <w:noProof/>
               </w:rPr>
-              <w:instrText xml:space="preserve"> PAGEREF _Toc242791973 \h </w:instrText>
+              <w:instrText xml:space="preserve"> PAGEREF _Toc243055428 \h </w:instrText>
             </w:r>
             <w:r>
               <w:rPr>
@@ -745,7 +745,7 @@
               <w14:ligatures w14:val="standardContextual"/>
             </w:rPr>
           </w:pPr>
-          <w:hyperlink w:anchor="_Toc242791974" w:history="1">
+          <w:hyperlink w:anchor="_Toc243055429" w:history="1">
             <w:r>
               <w:rPr>
                 <w:rStyle w:val="Hipervnculo"/>
@@ -769,7 +769,7 @@
               <w:rPr>
                 <w:noProof/>
               </w:rPr>
-              <w:instrText xml:space="preserve"> PAGEREF _Toc242791974 \h </w:instrText>
+              <w:instrText xml:space="preserve"> PAGEREF _Toc243055429 \h </w:instrText>
             </w:r>
             <w:r>
               <w:rPr>
@@ -812,7 +812,7 @@
               <w14:ligatures w14:val="standardContextual"/>
             </w:rPr>
           </w:pPr>
-          <w:hyperlink w:anchor="_Toc242791975" w:history="1">
+          <w:hyperlink w:anchor="_Toc243055430" w:history="1">
             <w:r>
               <w:rPr>
                 <w:rStyle w:val="Hipervnculo"/>
@@ -836,7 +836,7 @@
               <w:rPr>
                 <w:noProof/>
               </w:rPr>
-              <w:instrText xml:space="preserve"> PAGEREF _Toc242791975 \h </w:instrText>
+              <w:instrText xml:space="preserve"> PAGEREF _Toc243055430 \h </w:instrText>
             </w:r>
             <w:r>
               <w:rPr>
@@ -879,7 +879,7 @@
               <w14:ligatures w14:val="standardContextual"/>
             </w:rPr>
           </w:pPr>
-          <w:hyperlink w:anchor="_Toc242791976" w:history="1">
+          <w:hyperlink w:anchor="_Toc243055431" w:history="1">
             <w:r>
               <w:rPr>
                 <w:rStyle w:val="Hipervnculo"/>
@@ -903,7 +903,7 @@
               <w:rPr>
                 <w:noProof/>
               </w:rPr>
-              <w:instrText xml:space="preserve"> PAGEREF _Toc242791976 \h </w:instrText>
+              <w:instrText xml:space="preserve"> PAGEREF _Toc243055431 \h </w:instrText>
             </w:r>
             <w:r>
               <w:rPr>
@@ -946,7 +946,7 @@
               <w14:ligatures w14:val="standardContextual"/>
             </w:rPr>
           </w:pPr>
-          <w:hyperlink w:anchor="_Toc242791977" w:history="1">
+          <w:hyperlink w:anchor="_Toc243055432" w:history="1">
             <w:r>
               <w:rPr>
                 <w:rStyle w:val="Hipervnculo"/>
@@ -970,7 +970,7 @@
               <w:rPr>
                 <w:noProof/>
               </w:rPr>
-              <w:instrText xml:space="preserve"> PAGEREF _Toc242791977 \h </w:instrText>
+              <w:instrText xml:space="preserve"> PAGEREF _Toc243055432 \h </w:instrText>
             </w:r>
             <w:r>
               <w:rPr>
@@ -1013,7 +1013,7 @@
               <w14:ligatures w14:val="standardContextual"/>
             </w:rPr>
           </w:pPr>
-          <w:hyperlink w:anchor="_Toc242791978" w:history="1">
+          <w:hyperlink w:anchor="_Toc243055433" w:history="1">
             <w:r>
               <w:rPr>
                 <w:rStyle w:val="Hipervnculo"/>
@@ -1037,7 +1037,7 @@
               <w:rPr>
                 <w:noProof/>
               </w:rPr>
-              <w:instrText xml:space="preserve"> PAGEREF _Toc242791978 \h </w:instrText>
+              <w:instrText xml:space="preserve"> PAGEREF _Toc243055433 \h </w:instrText>
             </w:r>
             <w:r>
               <w:rPr>
@@ -1080,7 +1080,7 @@
               <w14:ligatures w14:val="standardContextual"/>
             </w:rPr>
           </w:pPr>
-          <w:hyperlink w:anchor="_Toc242791979" w:history="1">
+          <w:hyperlink w:anchor="_Toc243055434" w:history="1">
             <w:r>
               <w:rPr>
                 <w:rStyle w:val="Hipervnculo"/>
@@ -1104,7 +1104,7 @@
               <w:rPr>
                 <w:noProof/>
               </w:rPr>
-              <w:instrText xml:space="preserve"> PAGEREF _Toc242791979 \h </w:instrText>
+              <w:instrText xml:space="preserve"> PAGEREF _Toc243055434 \h </w:instrText>
             </w:r>
             <w:r>
               <w:rPr>
@@ -1121,7 +1121,7 @@
               <w:rPr>
                 <w:noProof/>
               </w:rPr>
-              <w:t>5</w:t>
+              <w:t>6</w:t>
             </w:r>
             <w:r>
               <w:rPr>
@@ -1147,7 +1147,7 @@
               <w14:ligatures w14:val="standardContextual"/>
             </w:rPr>
           </w:pPr>
-          <w:hyperlink w:anchor="_Toc242791980" w:history="1">
+          <w:hyperlink w:anchor="_Toc243055435" w:history="1">
             <w:r>
               <w:rPr>
                 <w:rStyle w:val="Hipervnculo"/>
@@ -1171,7 +1171,7 @@
               <w:rPr>
                 <w:noProof/>
               </w:rPr>
-              <w:instrText xml:space="preserve"> PAGEREF _Toc242791980 \h </w:instrText>
+              <w:instrText xml:space="preserve"> PAGEREF _Toc243055435 \h </w:instrText>
             </w:r>
             <w:r>
               <w:rPr>
@@ -1215,7 +1215,7 @@
         <w:pStyle w:val="Ttulo1"/>
         <w:keepNext/>
       </w:pPr>
-      <w:bookmarkStart w:id="0" w:name="_Toc242791970"/>
+      <w:bookmarkStart w:id="0" w:name="_Toc243055425"/>
       <w:r>
         <w:t>1. Principios generales</w:t>
       </w:r>
@@ -1383,7 +1383,7 @@
                 <w:sz w:val="18"/>
                 <w:szCs w:val="18"/>
               </w:rPr>
-              <w:t xml:space="preserve"> es un dato, no un candado: todos los usuarios trabajan con todas las sedes. El selector del menú solo filtra lo que se ve.</w:t>
+              <w:t xml:space="preserve"> es un dato, no un candado: todos los usuarios trabajan con todas las sedes. El selector del menú solo filtra lo que se ve y, al iniciar sesión, parte en «Todas las sedes».</w:t>
             </w:r>
           </w:p>
         </w:tc>
@@ -1732,6 +1732,148 @@
                 <w:szCs w:val="18"/>
               </w:rPr>
               <w:t>, no se borran.</w:t>
+            </w:r>
+          </w:p>
+        </w:tc>
+      </w:tr>
+      <w:tr>
+        <w:trPr>
+          <w:cantSplit/>
+        </w:trPr>
+        <w:tc>
+          <w:tcPr>
+            <w:tcW w:w="1252" w:type="dxa"/>
+            <w:tcBorders>
+              <w:top w:val="single" w:sz="4" w:space="0" w:color="D1D5DB"/>
+              <w:left w:val="single" w:sz="4" w:space="0" w:color="D1D5DB"/>
+              <w:bottom w:val="single" w:sz="4" w:space="0" w:color="D1D5DB"/>
+              <w:right w:val="single" w:sz="4" w:space="0" w:color="D1D5DB"/>
+            </w:tcBorders>
+            <w:tcMar>
+              <w:top w:w="50" w:type="dxa"/>
+              <w:left w:w="90" w:type="dxa"/>
+              <w:bottom w:w="50" w:type="dxa"/>
+              <w:right w:w="90" w:type="dxa"/>
+            </w:tcMar>
+          </w:tcPr>
+          <w:p>
+            <w:pPr>
+              <w:spacing w:line="252" w:lineRule="auto"/>
+            </w:pPr>
+            <w:r>
+              <w:rPr>
+                <w:sz w:val="18"/>
+                <w:szCs w:val="18"/>
+              </w:rPr>
+              <w:t>RG-06</w:t>
+            </w:r>
+          </w:p>
+        </w:tc>
+        <w:tc>
+          <w:tcPr>
+            <w:tcW w:w="8386" w:type="dxa"/>
+            <w:tcBorders>
+              <w:top w:val="single" w:sz="4" w:space="0" w:color="D1D5DB"/>
+              <w:left w:val="single" w:sz="4" w:space="0" w:color="D1D5DB"/>
+              <w:bottom w:val="single" w:sz="4" w:space="0" w:color="D1D5DB"/>
+              <w:right w:val="single" w:sz="4" w:space="0" w:color="D1D5DB"/>
+            </w:tcBorders>
+            <w:tcMar>
+              <w:top w:w="50" w:type="dxa"/>
+              <w:left w:w="90" w:type="dxa"/>
+              <w:bottom w:w="50" w:type="dxa"/>
+              <w:right w:w="90" w:type="dxa"/>
+            </w:tcMar>
+          </w:tcPr>
+          <w:p>
+            <w:pPr>
+              <w:spacing w:line="252" w:lineRule="auto"/>
+            </w:pPr>
+            <w:r>
+              <w:rPr>
+                <w:sz w:val="18"/>
+                <w:szCs w:val="18"/>
+              </w:rPr>
+              <w:t xml:space="preserve">La marca, el sistema operativo, el antivirus y la licencia de un equipo son </w:t>
+            </w:r>
+            <w:r>
+              <w:rPr>
+                <w:b/>
+                <w:bCs/>
+                <w:sz w:val="18"/>
+                <w:szCs w:val="18"/>
+              </w:rPr>
+              <w:t>llaves a su catálogo</w:t>
+            </w:r>
+            <w:r>
+              <w:rPr>
+                <w:sz w:val="18"/>
+                <w:szCs w:val="18"/>
+              </w:rPr>
+              <w:t>: renombrar una opción la cambia en todos los equipos; una opción desactivada no se ofrece para equipos nuevos, pero la conserva el equipo que ya la tiene y la acepta la importación (datos históricos).</w:t>
+            </w:r>
+          </w:p>
+        </w:tc>
+      </w:tr>
+      <w:tr>
+        <w:trPr>
+          <w:cantSplit/>
+        </w:trPr>
+        <w:tc>
+          <w:tcPr>
+            <w:tcW w:w="1252" w:type="dxa"/>
+            <w:tcBorders>
+              <w:top w:val="single" w:sz="4" w:space="0" w:color="D1D5DB"/>
+              <w:left w:val="single" w:sz="4" w:space="0" w:color="D1D5DB"/>
+              <w:bottom w:val="single" w:sz="4" w:space="0" w:color="D1D5DB"/>
+              <w:right w:val="single" w:sz="4" w:space="0" w:color="D1D5DB"/>
+            </w:tcBorders>
+            <w:tcMar>
+              <w:top w:w="50" w:type="dxa"/>
+              <w:left w:w="90" w:type="dxa"/>
+              <w:bottom w:w="50" w:type="dxa"/>
+              <w:right w:w="90" w:type="dxa"/>
+            </w:tcMar>
+          </w:tcPr>
+          <w:p>
+            <w:pPr>
+              <w:spacing w:line="252" w:lineRule="auto"/>
+            </w:pPr>
+            <w:r>
+              <w:rPr>
+                <w:sz w:val="18"/>
+                <w:szCs w:val="18"/>
+              </w:rPr>
+              <w:t>RG-07</w:t>
+            </w:r>
+          </w:p>
+        </w:tc>
+        <w:tc>
+          <w:tcPr>
+            <w:tcW w:w="8386" w:type="dxa"/>
+            <w:tcBorders>
+              <w:top w:val="single" w:sz="4" w:space="0" w:color="D1D5DB"/>
+              <w:left w:val="single" w:sz="4" w:space="0" w:color="D1D5DB"/>
+              <w:bottom w:val="single" w:sz="4" w:space="0" w:color="D1D5DB"/>
+              <w:right w:val="single" w:sz="4" w:space="0" w:color="D1D5DB"/>
+            </w:tcBorders>
+            <w:tcMar>
+              <w:top w:w="50" w:type="dxa"/>
+              <w:left w:w="90" w:type="dxa"/>
+              <w:bottom w:w="50" w:type="dxa"/>
+              <w:right w:w="90" w:type="dxa"/>
+            </w:tcMar>
+          </w:tcPr>
+          <w:p>
+            <w:pPr>
+              <w:spacing w:line="252" w:lineRule="auto"/>
+            </w:pPr>
+            <w:r>
+              <w:rPr>
+                <w:sz w:val="18"/>
+                <w:szCs w:val="18"/>
+              </w:rPr>
+              <w:t>En un formulario con errores, el campo queda en rojo con su mensaje y el resumen de arriba lleva a cada campo al tocar su nombre.</w:t>
             </w:r>
           </w:p>
         </w:tc>
@@ -1747,7 +1889,7 @@
         <w:pStyle w:val="Ttulo1"/>
         <w:keepNext/>
       </w:pPr>
-      <w:bookmarkStart w:id="1" w:name="_Toc242791971"/>
+      <w:bookmarkStart w:id="1" w:name="_Toc243055426"/>
       <w:r>
         <w:t>2. Estados de un equipo</w:t>
       </w:r>
@@ -2293,7 +2435,7 @@
         <w:pStyle w:val="Ttulo2"/>
         <w:keepNext/>
       </w:pPr>
-      <w:bookmarkStart w:id="2" w:name="_Toc242791972"/>
+      <w:bookmarkStart w:id="2" w:name="_Toc243055427"/>
       <w:r>
         <w:t>2.1 Transiciones permitidas</w:t>
       </w:r>
@@ -3904,7 +4046,7 @@
         <w:pStyle w:val="Ttulo1"/>
         <w:keepNext/>
       </w:pPr>
-      <w:bookmarkStart w:id="3" w:name="_Toc242791973"/>
+      <w:bookmarkStart w:id="3" w:name="_Toc243055428"/>
       <w:r>
         <w:t>3. Activos</w:t>
       </w:r>
@@ -4451,7 +4593,7 @@
         <w:pStyle w:val="Ttulo1"/>
         <w:keepNext/>
       </w:pPr>
-      <w:bookmarkStart w:id="4" w:name="_Toc242791974"/>
+      <w:bookmarkStart w:id="4" w:name="_Toc243055429"/>
       <w:r>
         <w:t>4. Solicitudes</w:t>
       </w:r>
@@ -5177,6 +5319,164 @@
           </w:p>
         </w:tc>
       </w:tr>
+      <w:tr>
+        <w:trPr>
+          <w:cantSplit/>
+        </w:trPr>
+        <w:tc>
+          <w:tcPr>
+            <w:tcW w:w="1252" w:type="dxa"/>
+            <w:tcBorders>
+              <w:top w:val="single" w:sz="4" w:space="0" w:color="D1D5DB"/>
+              <w:left w:val="single" w:sz="4" w:space="0" w:color="D1D5DB"/>
+              <w:bottom w:val="single" w:sz="4" w:space="0" w:color="D1D5DB"/>
+              <w:right w:val="single" w:sz="4" w:space="0" w:color="D1D5DB"/>
+            </w:tcBorders>
+            <w:tcMar>
+              <w:top w:w="50" w:type="dxa"/>
+              <w:left w:w="90" w:type="dxa"/>
+              <w:bottom w:w="50" w:type="dxa"/>
+              <w:right w:w="90" w:type="dxa"/>
+            </w:tcMar>
+          </w:tcPr>
+          <w:p>
+            <w:pPr>
+              <w:spacing w:line="252" w:lineRule="auto"/>
+            </w:pPr>
+            <w:r>
+              <w:rPr>
+                <w:sz w:val="18"/>
+                <w:szCs w:val="18"/>
+              </w:rPr>
+              <w:t>RS-09</w:t>
+            </w:r>
+          </w:p>
+        </w:tc>
+        <w:tc>
+          <w:tcPr>
+            <w:tcW w:w="8386" w:type="dxa"/>
+            <w:tcBorders>
+              <w:top w:val="single" w:sz="4" w:space="0" w:color="D1D5DB"/>
+              <w:left w:val="single" w:sz="4" w:space="0" w:color="D1D5DB"/>
+              <w:bottom w:val="single" w:sz="4" w:space="0" w:color="D1D5DB"/>
+              <w:right w:val="single" w:sz="4" w:space="0" w:color="D1D5DB"/>
+            </w:tcBorders>
+            <w:tcMar>
+              <w:top w:w="50" w:type="dxa"/>
+              <w:left w:w="90" w:type="dxa"/>
+              <w:bottom w:w="50" w:type="dxa"/>
+              <w:right w:w="90" w:type="dxa"/>
+            </w:tcMar>
+          </w:tcPr>
+          <w:p>
+            <w:pPr>
+              <w:spacing w:line="252" w:lineRule="auto"/>
+            </w:pPr>
+            <w:r>
+              <w:rPr>
+                <w:sz w:val="18"/>
+                <w:szCs w:val="18"/>
+              </w:rPr>
+              <w:t xml:space="preserve">Un celular se puede entregar </w:t>
+            </w:r>
+            <w:r>
+              <w:rPr>
+                <w:b/>
+                <w:bCs/>
+                <w:sz w:val="18"/>
+                <w:szCs w:val="18"/>
+              </w:rPr>
+              <w:t>sin línea</w:t>
+            </w:r>
+            <w:r>
+              <w:rPr>
+                <w:sz w:val="18"/>
+                <w:szCs w:val="18"/>
+              </w:rPr>
+              <w:t xml:space="preserve"> (Onboarding y Cambio de equipo); la línea se le asocia después en Líneas.</w:t>
+            </w:r>
+          </w:p>
+        </w:tc>
+      </w:tr>
+      <w:tr>
+        <w:trPr>
+          <w:cantSplit/>
+        </w:trPr>
+        <w:tc>
+          <w:tcPr>
+            <w:tcW w:w="1252" w:type="dxa"/>
+            <w:tcBorders>
+              <w:top w:val="single" w:sz="4" w:space="0" w:color="D1D5DB"/>
+              <w:left w:val="single" w:sz="4" w:space="0" w:color="D1D5DB"/>
+              <w:bottom w:val="single" w:sz="4" w:space="0" w:color="D1D5DB"/>
+              <w:right w:val="single" w:sz="4" w:space="0" w:color="D1D5DB"/>
+            </w:tcBorders>
+            <w:tcMar>
+              <w:top w:w="50" w:type="dxa"/>
+              <w:left w:w="90" w:type="dxa"/>
+              <w:bottom w:w="50" w:type="dxa"/>
+              <w:right w:w="90" w:type="dxa"/>
+            </w:tcMar>
+          </w:tcPr>
+          <w:p>
+            <w:pPr>
+              <w:spacing w:line="252" w:lineRule="auto"/>
+            </w:pPr>
+            <w:r>
+              <w:rPr>
+                <w:sz w:val="18"/>
+                <w:szCs w:val="18"/>
+              </w:rPr>
+              <w:t>RS-10</w:t>
+            </w:r>
+          </w:p>
+        </w:tc>
+        <w:tc>
+          <w:tcPr>
+            <w:tcW w:w="8386" w:type="dxa"/>
+            <w:tcBorders>
+              <w:top w:val="single" w:sz="4" w:space="0" w:color="D1D5DB"/>
+              <w:left w:val="single" w:sz="4" w:space="0" w:color="D1D5DB"/>
+              <w:bottom w:val="single" w:sz="4" w:space="0" w:color="D1D5DB"/>
+              <w:right w:val="single" w:sz="4" w:space="0" w:color="D1D5DB"/>
+            </w:tcBorders>
+            <w:tcMar>
+              <w:top w:w="50" w:type="dxa"/>
+              <w:left w:w="90" w:type="dxa"/>
+              <w:bottom w:w="50" w:type="dxa"/>
+              <w:right w:w="90" w:type="dxa"/>
+            </w:tcMar>
+          </w:tcPr>
+          <w:p>
+            <w:pPr>
+              <w:spacing w:line="252" w:lineRule="auto"/>
+            </w:pPr>
+            <w:r>
+              <w:rPr>
+                <w:sz w:val="18"/>
+                <w:szCs w:val="18"/>
+              </w:rPr>
+              <w:t xml:space="preserve">En un Cambio de equipo, un celular puede pasar a </w:t>
+            </w:r>
+            <w:r>
+              <w:rPr>
+                <w:b/>
+                <w:bCs/>
+                <w:sz w:val="18"/>
+                <w:szCs w:val="18"/>
+              </w:rPr>
+              <w:t>eSIM con su misma línea</w:t>
+            </w:r>
+            <w:r>
+              <w:rPr>
+                <w:sz w:val="18"/>
+                <w:szCs w:val="18"/>
+              </w:rPr>
+              <w:t xml:space="preserve"> (mismo número): el celular se devuelve y la línea queda con la persona como eSIM.</w:t>
+            </w:r>
+          </w:p>
+        </w:tc>
+      </w:tr>
     </w:tbl>
     <w:p>
       <w:pPr>
@@ -5188,7 +5488,7 @@
         <w:pStyle w:val="Ttulo1"/>
         <w:keepNext/>
       </w:pPr>
-      <w:bookmarkStart w:id="5" w:name="_Toc242791975"/>
+      <w:bookmarkStart w:id="5" w:name="_Toc243055430"/>
       <w:r>
         <w:t>5. Mantenciones</w:t>
       </w:r>
@@ -5704,7 +6004,7 @@
         <w:pStyle w:val="Ttulo1"/>
         <w:keepNext/>
       </w:pPr>
-      <w:bookmarkStart w:id="6" w:name="_Toc242791976"/>
+      <w:bookmarkStart w:id="6" w:name="_Toc243055431"/>
       <w:r>
         <w:t>6. Compras de activos</w:t>
       </w:r>
@@ -6282,7 +6582,7 @@
         <w:pStyle w:val="Ttulo1"/>
         <w:keepNext/>
       </w:pPr>
-      <w:bookmarkStart w:id="7" w:name="_Toc242791977"/>
+      <w:bookmarkStart w:id="7" w:name="_Toc243055432"/>
       <w:r>
         <w:t>7. Despachos</w:t>
       </w:r>
@@ -6797,7 +7097,7 @@
         <w:pStyle w:val="Ttulo1"/>
         <w:keepNext/>
       </w:pPr>
-      <w:bookmarkStart w:id="8" w:name="_Toc242791978"/>
+      <w:bookmarkStart w:id="8" w:name="_Toc243055433"/>
       <w:r>
         <w:t>8. Kit de Bienvenida y EPP</w:t>
       </w:r>
@@ -7091,7 +7391,7 @@
         <w:pStyle w:val="Ttulo1"/>
         <w:keepNext/>
       </w:pPr>
-      <w:bookmarkStart w:id="9" w:name="_Toc242791979"/>
+      <w:bookmarkStart w:id="9" w:name="_Toc243055434"/>
       <w:r>
         <w:t>9. Líneas telefónicas</w:t>
       </w:r>
@@ -7369,7 +7669,323 @@
                 <w:sz w:val="18"/>
                 <w:szCs w:val="18"/>
               </w:rPr>
-              <w:t>Solo se asigna una línea disponible: un chip físico a un celular sin persona y una eSIM a una persona activa.</w:t>
+              <w:t xml:space="preserve">Solo se toca una línea </w:t>
+            </w:r>
+            <w:r>
+              <w:rPr>
+                <w:b/>
+                <w:bCs/>
+                <w:sz w:val="18"/>
+                <w:szCs w:val="18"/>
+              </w:rPr>
+              <w:t>sin persona</w:t>
+            </w:r>
+            <w:r>
+              <w:rPr>
+                <w:sz w:val="18"/>
+                <w:szCs w:val="18"/>
+              </w:rPr>
+              <w:t xml:space="preserve">: un chip físico va a un celular </w:t>
+            </w:r>
+            <w:r>
+              <w:rPr>
+                <w:b/>
+                <w:bCs/>
+                <w:sz w:val="18"/>
+                <w:szCs w:val="18"/>
+              </w:rPr>
+              <w:t>sin otra línea</w:t>
+            </w:r>
+            <w:r>
+              <w:rPr>
+                <w:sz w:val="18"/>
+                <w:szCs w:val="18"/>
+              </w:rPr>
+              <w:t>, tenga o no persona (si la tiene, ella pasa a usar la línea), y una eSIM a una persona activa. Una línea que usa una persona cambia con las solicitudes.</w:t>
+            </w:r>
+          </w:p>
+        </w:tc>
+      </w:tr>
+      <w:tr>
+        <w:trPr>
+          <w:cantSplit/>
+        </w:trPr>
+        <w:tc>
+          <w:tcPr>
+            <w:tcW w:w="1252" w:type="dxa"/>
+            <w:tcBorders>
+              <w:top w:val="single" w:sz="4" w:space="0" w:color="D1D5DB"/>
+              <w:left w:val="single" w:sz="4" w:space="0" w:color="D1D5DB"/>
+              <w:bottom w:val="single" w:sz="4" w:space="0" w:color="D1D5DB"/>
+              <w:right w:val="single" w:sz="4" w:space="0" w:color="D1D5DB"/>
+            </w:tcBorders>
+            <w:tcMar>
+              <w:top w:w="50" w:type="dxa"/>
+              <w:left w:w="90" w:type="dxa"/>
+              <w:bottom w:w="50" w:type="dxa"/>
+              <w:right w:w="90" w:type="dxa"/>
+            </w:tcMar>
+          </w:tcPr>
+          <w:p>
+            <w:pPr>
+              <w:spacing w:line="252" w:lineRule="auto"/>
+            </w:pPr>
+            <w:r>
+              <w:rPr>
+                <w:sz w:val="18"/>
+                <w:szCs w:val="18"/>
+              </w:rPr>
+              <w:t>RL-04</w:t>
+            </w:r>
+          </w:p>
+        </w:tc>
+        <w:tc>
+          <w:tcPr>
+            <w:tcW w:w="8386" w:type="dxa"/>
+            <w:tcBorders>
+              <w:top w:val="single" w:sz="4" w:space="0" w:color="D1D5DB"/>
+              <w:left w:val="single" w:sz="4" w:space="0" w:color="D1D5DB"/>
+              <w:bottom w:val="single" w:sz="4" w:space="0" w:color="D1D5DB"/>
+              <w:right w:val="single" w:sz="4" w:space="0" w:color="D1D5DB"/>
+            </w:tcBorders>
+            <w:tcMar>
+              <w:top w:w="50" w:type="dxa"/>
+              <w:left w:w="90" w:type="dxa"/>
+              <w:bottom w:w="50" w:type="dxa"/>
+              <w:right w:w="90" w:type="dxa"/>
+            </w:tcMar>
+          </w:tcPr>
+          <w:p>
+            <w:pPr>
+              <w:spacing w:line="252" w:lineRule="auto"/>
+            </w:pPr>
+            <w:r>
+              <w:rPr>
+                <w:sz w:val="18"/>
+                <w:szCs w:val="18"/>
+              </w:rPr>
+              <w:t xml:space="preserve">Las acciones de la línea están escritas en su ficha y solo aparecen las que aplican: asignar a un teléfono, mover a otro teléfono, sacar el chip, asignar una eSIM a una persona y </w:t>
+            </w:r>
+            <w:r>
+              <w:rPr>
+                <w:b/>
+                <w:bCs/>
+                <w:sz w:val="18"/>
+                <w:szCs w:val="18"/>
+              </w:rPr>
+              <w:t>cambiar el tipo</w:t>
+            </w:r>
+            <w:r>
+              <w:rPr>
+                <w:sz w:val="18"/>
+                <w:szCs w:val="18"/>
+              </w:rPr>
+              <w:t xml:space="preserve"> (eSIM ↔ chip físico) con el mismo número. Piden un motivo opcional; rigen desde ese momento.</w:t>
+            </w:r>
+          </w:p>
+        </w:tc>
+      </w:tr>
+      <w:tr>
+        <w:trPr>
+          <w:cantSplit/>
+        </w:trPr>
+        <w:tc>
+          <w:tcPr>
+            <w:tcW w:w="1252" w:type="dxa"/>
+            <w:tcBorders>
+              <w:top w:val="single" w:sz="4" w:space="0" w:color="D1D5DB"/>
+              <w:left w:val="single" w:sz="4" w:space="0" w:color="D1D5DB"/>
+              <w:bottom w:val="single" w:sz="4" w:space="0" w:color="D1D5DB"/>
+              <w:right w:val="single" w:sz="4" w:space="0" w:color="D1D5DB"/>
+            </w:tcBorders>
+            <w:tcMar>
+              <w:top w:w="50" w:type="dxa"/>
+              <w:left w:w="90" w:type="dxa"/>
+              <w:bottom w:w="50" w:type="dxa"/>
+              <w:right w:w="90" w:type="dxa"/>
+            </w:tcMar>
+          </w:tcPr>
+          <w:p>
+            <w:pPr>
+              <w:spacing w:line="252" w:lineRule="auto"/>
+            </w:pPr>
+            <w:r>
+              <w:rPr>
+                <w:sz w:val="18"/>
+                <w:szCs w:val="18"/>
+              </w:rPr>
+              <w:t>RL-05</w:t>
+            </w:r>
+          </w:p>
+        </w:tc>
+        <w:tc>
+          <w:tcPr>
+            <w:tcW w:w="8386" w:type="dxa"/>
+            <w:tcBorders>
+              <w:top w:val="single" w:sz="4" w:space="0" w:color="D1D5DB"/>
+              <w:left w:val="single" w:sz="4" w:space="0" w:color="D1D5DB"/>
+              <w:bottom w:val="single" w:sz="4" w:space="0" w:color="D1D5DB"/>
+              <w:right w:val="single" w:sz="4" w:space="0" w:color="D1D5DB"/>
+            </w:tcBorders>
+            <w:tcMar>
+              <w:top w:w="50" w:type="dxa"/>
+              <w:left w:w="90" w:type="dxa"/>
+              <w:bottom w:w="50" w:type="dxa"/>
+              <w:right w:w="90" w:type="dxa"/>
+            </w:tcMar>
+          </w:tcPr>
+          <w:p>
+            <w:pPr>
+              <w:spacing w:line="252" w:lineRule="auto"/>
+            </w:pPr>
+            <w:r>
+              <w:rPr>
+                <w:sz w:val="18"/>
+                <w:szCs w:val="18"/>
+              </w:rPr>
+              <w:t xml:space="preserve">Una línea disponible puede tener la </w:t>
+            </w:r>
+            <w:r>
+              <w:rPr>
+                <w:b/>
+                <w:bCs/>
+                <w:sz w:val="18"/>
+                <w:szCs w:val="18"/>
+              </w:rPr>
+              <w:t>sede</w:t>
+            </w:r>
+            <w:r>
+              <w:rPr>
+                <w:sz w:val="18"/>
+                <w:szCs w:val="18"/>
+              </w:rPr>
+              <w:t xml:space="preserve"> donde se guarda el chip: se elige al crearla y se anota sola al quedar disponible.</w:t>
+            </w:r>
+          </w:p>
+        </w:tc>
+      </w:tr>
+      <w:tr>
+        <w:trPr>
+          <w:cantSplit/>
+        </w:trPr>
+        <w:tc>
+          <w:tcPr>
+            <w:tcW w:w="1252" w:type="dxa"/>
+            <w:tcBorders>
+              <w:top w:val="single" w:sz="4" w:space="0" w:color="D1D5DB"/>
+              <w:left w:val="single" w:sz="4" w:space="0" w:color="D1D5DB"/>
+              <w:bottom w:val="single" w:sz="4" w:space="0" w:color="D1D5DB"/>
+              <w:right w:val="single" w:sz="4" w:space="0" w:color="D1D5DB"/>
+            </w:tcBorders>
+            <w:tcMar>
+              <w:top w:w="50" w:type="dxa"/>
+              <w:left w:w="90" w:type="dxa"/>
+              <w:bottom w:w="50" w:type="dxa"/>
+              <w:right w:w="90" w:type="dxa"/>
+            </w:tcMar>
+          </w:tcPr>
+          <w:p>
+            <w:pPr>
+              <w:spacing w:line="252" w:lineRule="auto"/>
+            </w:pPr>
+            <w:r>
+              <w:rPr>
+                <w:sz w:val="18"/>
+                <w:szCs w:val="18"/>
+              </w:rPr>
+              <w:t>RL-06</w:t>
+            </w:r>
+          </w:p>
+        </w:tc>
+        <w:tc>
+          <w:tcPr>
+            <w:tcW w:w="8386" w:type="dxa"/>
+            <w:tcBorders>
+              <w:top w:val="single" w:sz="4" w:space="0" w:color="D1D5DB"/>
+              <w:left w:val="single" w:sz="4" w:space="0" w:color="D1D5DB"/>
+              <w:bottom w:val="single" w:sz="4" w:space="0" w:color="D1D5DB"/>
+              <w:right w:val="single" w:sz="4" w:space="0" w:color="D1D5DB"/>
+            </w:tcBorders>
+            <w:tcMar>
+              <w:top w:w="50" w:type="dxa"/>
+              <w:left w:w="90" w:type="dxa"/>
+              <w:bottom w:w="50" w:type="dxa"/>
+              <w:right w:w="90" w:type="dxa"/>
+            </w:tcMar>
+          </w:tcPr>
+          <w:p>
+            <w:pPr>
+              <w:spacing w:line="252" w:lineRule="auto"/>
+            </w:pPr>
+            <w:r>
+              <w:rPr>
+                <w:sz w:val="18"/>
+                <w:szCs w:val="18"/>
+              </w:rPr>
+              <w:t>Al entregar un celular se le puede asociar la línea de un celular guardado sin persona: la línea se mueve al celular entregado.</w:t>
+            </w:r>
+          </w:p>
+        </w:tc>
+      </w:tr>
+      <w:tr>
+        <w:trPr>
+          <w:cantSplit/>
+        </w:trPr>
+        <w:tc>
+          <w:tcPr>
+            <w:tcW w:w="1252" w:type="dxa"/>
+            <w:tcBorders>
+              <w:top w:val="single" w:sz="4" w:space="0" w:color="D1D5DB"/>
+              <w:left w:val="single" w:sz="4" w:space="0" w:color="D1D5DB"/>
+              <w:bottom w:val="single" w:sz="4" w:space="0" w:color="D1D5DB"/>
+              <w:right w:val="single" w:sz="4" w:space="0" w:color="D1D5DB"/>
+            </w:tcBorders>
+            <w:tcMar>
+              <w:top w:w="50" w:type="dxa"/>
+              <w:left w:w="90" w:type="dxa"/>
+              <w:bottom w:w="50" w:type="dxa"/>
+              <w:right w:w="90" w:type="dxa"/>
+            </w:tcMar>
+          </w:tcPr>
+          <w:p>
+            <w:pPr>
+              <w:spacing w:line="252" w:lineRule="auto"/>
+            </w:pPr>
+            <w:r>
+              <w:rPr>
+                <w:sz w:val="18"/>
+                <w:szCs w:val="18"/>
+              </w:rPr>
+              <w:t>RL-07</w:t>
+            </w:r>
+          </w:p>
+        </w:tc>
+        <w:tc>
+          <w:tcPr>
+            <w:tcW w:w="8386" w:type="dxa"/>
+            <w:tcBorders>
+              <w:top w:val="single" w:sz="4" w:space="0" w:color="D1D5DB"/>
+              <w:left w:val="single" w:sz="4" w:space="0" w:color="D1D5DB"/>
+              <w:bottom w:val="single" w:sz="4" w:space="0" w:color="D1D5DB"/>
+              <w:right w:val="single" w:sz="4" w:space="0" w:color="D1D5DB"/>
+            </w:tcBorders>
+            <w:tcMar>
+              <w:top w:w="50" w:type="dxa"/>
+              <w:left w:w="90" w:type="dxa"/>
+              <w:bottom w:w="50" w:type="dxa"/>
+              <w:right w:w="90" w:type="dxa"/>
+            </w:tcMar>
+          </w:tcPr>
+          <w:p>
+            <w:pPr>
+              <w:spacing w:line="252" w:lineRule="auto"/>
+            </w:pPr>
+            <w:r>
+              <w:rPr>
+                <w:sz w:val="18"/>
+                <w:szCs w:val="18"/>
+              </w:rPr>
+              <w:t>Dos líneas no pueden quedar en el mismo celular: el celular se bloquea mientras se le asigna una.</w:t>
             </w:r>
           </w:p>
         </w:tc>
@@ -7385,7 +8001,7 @@
         <w:pStyle w:val="Ttulo1"/>
         <w:keepNext/>
       </w:pPr>
-      <w:bookmarkStart w:id="10" w:name="_Toc242791980"/>
+      <w:bookmarkStart w:id="10" w:name="_Toc243055435"/>
       <w:r>
         <w:t>10. Dashboard</w:t>
       </w:r>
@@ -7637,126 +8253,10 @@
 <file path=word/numbering.xml><?xml version="1.0" encoding="utf-8"?>
 <w:numbering xmlns:wpc="http://schemas.microsoft.com/office/word/2010/wordprocessingCanvas" xmlns:cx="http://schemas.microsoft.com/office/drawing/2014/chartex" xmlns:cx1="http://schemas.microsoft.com/office/drawing/2015/9/8/chartex" xmlns:cx2="http://schemas.microsoft.com/office/drawing/2015/10/21/chartex" xmlns:cx3="http://schemas.microsoft.com/office/drawing/2016/5/9/chartex" xmlns:cx4="http://schemas.microsoft.com/office/drawing/2016/5/10/chartex" xmlns:cx5="http://schemas.microsoft.com/office/drawing/2016/5/11/chartex" xmlns:cx6="http://schemas.microsoft.com/office/drawing/2016/5/12/chartex" xmlns:cx7="http://schemas.microsoft.com/office/drawing/2016/5/13/chartex" xmlns:cx8="http://schemas.microsoft.com/office/drawing/2016/5/14/chartex" xmlns:mc="http://schemas.openxmlformats.org/markup-compatibility/2006" xmlns:aink="http://schemas.microsoft.com/office/drawing/2016/ink" xmlns:am3d="http://schemas.microsoft.com/office/drawing/2017/model3d" xmlns:o="urn:schemas-microsoft-com:office:office" xmlns:oel="http://schemas.microsoft.com/office/2019/extlst" xmlns:r="http://schemas.openxmlformats.org/officeDocument/2006/relationships" xmlns:m="http://schemas.openxmlformats.org/officeDocument/2006/math" xmlns:v="urn:schemas-microsoft-com:vml" xmlns:wp14="http://schemas.microsoft.com/office/word/2010/wordprocessingDrawing" xmlns:wp="http://schemas.openxmlformats.org/drawingml/2006/wordprocessingDrawing" xmlns:w10="urn:schemas-microsoft-com:office:word" xmlns:w="http://schemas.openxmlformats.org/wordprocessingml/2006/main" xmlns:w14="http://schemas.microsoft.com/office/word/2010/wordml" xmlns:w15="http://schemas.microsoft.com/office/word/2012/wordml" xmlns:w16cex="http://schemas.microsoft.com/office/word/2018/wordml/cex" xmlns:w16cid="http://schemas.microsoft.com/office/word/2016/wordml/cid" xmlns:w16="http://schemas.microsoft.com/office/word/2018/wordml" xmlns:w16du="http://schemas.microsoft.com/office/word/2023/wordml/word16du" xmlns:w16sdtdh="http://schemas.microsoft.com/office/word/2020/wordml/sdtdatahash" xmlns:w16sdtfl="http://schemas.microsoft.com/office/word/2024/wordml/sdtformatlock" xmlns:w16se="http://schemas.microsoft.com/office/word/2015/wordml/symex" xmlns:wpg="http://schemas.microsoft.com/office/word/2010/wordprocessingGroup" xmlns:wpi="http://schemas.microsoft.com/office/word/2010/wordprocessingInk" xmlns:wne="http://schemas.microsoft.com/office/word/2006/wordml" xmlns:wps="http://schemas.microsoft.com/office/word/2010/wordprocessingShape" mc:Ignorable="w14 w15 w16se w16cid w16 w16cex w16sdtdh w16sdtfl w16du wp14">
   <w:abstractNum w:abstractNumId="0" w15:restartNumberingAfterBreak="0">
-    <w:nsid w:val="17EA287A"/>
+    <w:nsid w:val="05CD3C8D"/>
     <w:multiLevelType w:val="hybridMultilevel"/>
-    <w:tmpl w:val="231079BC"/>
-    <w:lvl w:ilvl="0" w:tplc="86AC1084" w:tentative="1">
-      <w:start w:val="1"/>
-      <w:numFmt w:val="decimal"/>
-      <w:lvlText w:val="%1."/>
-      <w:lvlJc w:val="left"/>
-      <w:pPr>
-        <w:ind w:left="420" w:hanging="300"/>
-      </w:pPr>
-    </w:lvl>
-    <w:lvl w:ilvl="1" w:tplc="DD2EC0C2">
-      <w:numFmt w:val="decimal"/>
-      <w:lvlText w:val=""/>
-      <w:lvlJc w:val="left"/>
-    </w:lvl>
-    <w:lvl w:ilvl="2" w:tplc="84DA40CA">
-      <w:numFmt w:val="decimal"/>
-      <w:lvlText w:val=""/>
-      <w:lvlJc w:val="left"/>
-    </w:lvl>
-    <w:lvl w:ilvl="3" w:tplc="0B0E860E">
-      <w:numFmt w:val="decimal"/>
-      <w:lvlText w:val=""/>
-      <w:lvlJc w:val="left"/>
-    </w:lvl>
-    <w:lvl w:ilvl="4" w:tplc="511875F4">
-      <w:numFmt w:val="decimal"/>
-      <w:lvlText w:val=""/>
-      <w:lvlJc w:val="left"/>
-    </w:lvl>
-    <w:lvl w:ilvl="5" w:tplc="8A208C50">
-      <w:numFmt w:val="decimal"/>
-      <w:lvlText w:val=""/>
-      <w:lvlJc w:val="left"/>
-    </w:lvl>
-    <w:lvl w:ilvl="6" w:tplc="5A2E251C">
-      <w:numFmt w:val="decimal"/>
-      <w:lvlText w:val=""/>
-      <w:lvlJc w:val="left"/>
-    </w:lvl>
-    <w:lvl w:ilvl="7" w:tplc="1BFAB862">
-      <w:numFmt w:val="decimal"/>
-      <w:lvlText w:val=""/>
-      <w:lvlJc w:val="left"/>
-    </w:lvl>
-    <w:lvl w:ilvl="8" w:tplc="407AFD30">
-      <w:numFmt w:val="decimal"/>
-      <w:lvlText w:val=""/>
-      <w:lvlJc w:val="left"/>
-    </w:lvl>
-  </w:abstractNum>
-  <w:abstractNum w:abstractNumId="1" w15:restartNumberingAfterBreak="0">
-    <w:nsid w:val="1FC16827"/>
-    <w:multiLevelType w:val="hybridMultilevel"/>
-    <w:tmpl w:val="DE7CFBB4"/>
-    <w:lvl w:ilvl="0" w:tplc="C3648198">
-      <w:start w:val="1"/>
-      <w:numFmt w:val="bullet"/>
-      <w:lvlText w:val="•"/>
-      <w:lvlJc w:val="left"/>
-      <w:pPr>
-        <w:ind w:left="400" w:hanging="260"/>
-      </w:pPr>
-    </w:lvl>
-    <w:lvl w:ilvl="1" w:tplc="21B43D9A" w:tentative="1">
-      <w:start w:val="1"/>
-      <w:numFmt w:val="bullet"/>
-      <w:lvlText w:val="–"/>
-      <w:lvlJc w:val="left"/>
-      <w:pPr>
-        <w:ind w:left="760" w:hanging="260"/>
-      </w:pPr>
-    </w:lvl>
-    <w:lvl w:ilvl="2" w:tplc="CDDAB1C6" w:tentative="1">
-      <w:start w:val="1"/>
-      <w:numFmt w:val="bullet"/>
-      <w:lvlText w:val="·"/>
-      <w:lvlJc w:val="left"/>
-      <w:pPr>
-        <w:ind w:left="1120" w:hanging="260"/>
-      </w:pPr>
-    </w:lvl>
-    <w:lvl w:ilvl="3" w:tplc="A420F652">
-      <w:numFmt w:val="decimal"/>
-      <w:lvlText w:val=""/>
-      <w:lvlJc w:val="left"/>
-    </w:lvl>
-    <w:lvl w:ilvl="4" w:tplc="320EA092">
-      <w:numFmt w:val="decimal"/>
-      <w:lvlText w:val=""/>
-      <w:lvlJc w:val="left"/>
-    </w:lvl>
-    <w:lvl w:ilvl="5" w:tplc="9392E130">
-      <w:numFmt w:val="decimal"/>
-      <w:lvlText w:val=""/>
-      <w:lvlJc w:val="left"/>
-    </w:lvl>
-    <w:lvl w:ilvl="6" w:tplc="8522C770">
-      <w:numFmt w:val="decimal"/>
-      <w:lvlText w:val=""/>
-      <w:lvlJc w:val="left"/>
-    </w:lvl>
-    <w:lvl w:ilvl="7" w:tplc="B3D22EE0">
-      <w:numFmt w:val="decimal"/>
-      <w:lvlText w:val=""/>
-      <w:lvlJc w:val="left"/>
-    </w:lvl>
-    <w:lvl w:ilvl="8" w:tplc="943ADB06">
-      <w:numFmt w:val="decimal"/>
-      <w:lvlText w:val=""/>
-      <w:lvlJc w:val="left"/>
-    </w:lvl>
-  </w:abstractNum>
-  <w:abstractNum w:abstractNumId="2" w15:restartNumberingAfterBreak="0">
-    <w:nsid w:val="32DC56E8"/>
-    <w:multiLevelType w:val="hybridMultilevel"/>
-    <w:tmpl w:val="92FA164C"/>
-    <w:lvl w:ilvl="0" w:tplc="DFEAACE4" w:tentative="1">
+    <w:tmpl w:val="6F5A4988"/>
+    <w:lvl w:ilvl="0" w:tplc="56E2859E" w:tentative="1">
       <w:start w:val="1"/>
       <w:numFmt w:val="bullet"/>
       <w:lvlText w:val="●"/>
@@ -7765,7 +8265,7 @@
         <w:ind w:left="720" w:hanging="360"/>
       </w:pPr>
     </w:lvl>
-    <w:lvl w:ilvl="1" w:tplc="58F8BED6" w:tentative="1">
+    <w:lvl w:ilvl="1" w:tplc="901C1A3A" w:tentative="1">
       <w:start w:val="1"/>
       <w:numFmt w:val="bullet"/>
       <w:lvlText w:val="○"/>
@@ -7774,7 +8274,7 @@
         <w:ind w:left="1440" w:hanging="360"/>
       </w:pPr>
     </w:lvl>
-    <w:lvl w:ilvl="2" w:tplc="A81269FA" w:tentative="1">
+    <w:lvl w:ilvl="2" w:tplc="808AD34E" w:tentative="1">
       <w:start w:val="1"/>
       <w:numFmt w:val="bullet"/>
       <w:lvlText w:val="■"/>
@@ -7783,7 +8283,7 @@
         <w:ind w:left="2160" w:hanging="360"/>
       </w:pPr>
     </w:lvl>
-    <w:lvl w:ilvl="3" w:tplc="00FAF954" w:tentative="1">
+    <w:lvl w:ilvl="3" w:tplc="0FC41814" w:tentative="1">
       <w:start w:val="1"/>
       <w:numFmt w:val="bullet"/>
       <w:lvlText w:val="●"/>
@@ -7792,7 +8292,7 @@
         <w:ind w:left="2880" w:hanging="360"/>
       </w:pPr>
     </w:lvl>
-    <w:lvl w:ilvl="4" w:tplc="9F889EDC" w:tentative="1">
+    <w:lvl w:ilvl="4" w:tplc="2CF8B438" w:tentative="1">
       <w:start w:val="1"/>
       <w:numFmt w:val="bullet"/>
       <w:lvlText w:val="○"/>
@@ -7801,7 +8301,7 @@
         <w:ind w:left="3600" w:hanging="360"/>
       </w:pPr>
     </w:lvl>
-    <w:lvl w:ilvl="5" w:tplc="C840F824" w:tentative="1">
+    <w:lvl w:ilvl="5" w:tplc="7F4E76BE" w:tentative="1">
       <w:start w:val="1"/>
       <w:numFmt w:val="bullet"/>
       <w:lvlText w:val="■"/>
@@ -7810,7 +8310,7 @@
         <w:ind w:left="4320" w:hanging="360"/>
       </w:pPr>
     </w:lvl>
-    <w:lvl w:ilvl="6" w:tplc="01324884" w:tentative="1">
+    <w:lvl w:ilvl="6" w:tplc="C3C27E30" w:tentative="1">
       <w:start w:val="1"/>
       <w:numFmt w:val="bullet"/>
       <w:lvlText w:val="●"/>
@@ -7819,7 +8319,7 @@
         <w:ind w:left="5040" w:hanging="360"/>
       </w:pPr>
     </w:lvl>
-    <w:lvl w:ilvl="7" w:tplc="6F5EFD32" w:tentative="1">
+    <w:lvl w:ilvl="7" w:tplc="9EA24408" w:tentative="1">
       <w:start w:val="1"/>
       <w:numFmt w:val="bullet"/>
       <w:lvlText w:val="●"/>
@@ -7828,7 +8328,7 @@
         <w:ind w:left="5760" w:hanging="360"/>
       </w:pPr>
     </w:lvl>
-    <w:lvl w:ilvl="8" w:tplc="3146BA3C" w:tentative="1">
+    <w:lvl w:ilvl="8" w:tplc="46E091C6" w:tentative="1">
       <w:start w:val="1"/>
       <w:numFmt w:val="bullet"/>
       <w:lvlText w:val="●"/>
@@ -7838,13 +8338,129 @@
       </w:pPr>
     </w:lvl>
   </w:abstractNum>
-  <w:num w:numId="1" w16cid:durableId="581572126">
-    <w:abstractNumId w:val="2"/>
+  <w:abstractNum w:abstractNumId="1" w15:restartNumberingAfterBreak="0">
+    <w:nsid w:val="30032369"/>
+    <w:multiLevelType w:val="hybridMultilevel"/>
+    <w:tmpl w:val="5582DDA0"/>
+    <w:lvl w:ilvl="0" w:tplc="F91EADCA">
+      <w:start w:val="1"/>
+      <w:numFmt w:val="bullet"/>
+      <w:lvlText w:val="•"/>
+      <w:lvlJc w:val="left"/>
+      <w:pPr>
+        <w:ind w:left="400" w:hanging="260"/>
+      </w:pPr>
+    </w:lvl>
+    <w:lvl w:ilvl="1" w:tplc="BC70A796" w:tentative="1">
+      <w:start w:val="1"/>
+      <w:numFmt w:val="bullet"/>
+      <w:lvlText w:val="–"/>
+      <w:lvlJc w:val="left"/>
+      <w:pPr>
+        <w:ind w:left="760" w:hanging="260"/>
+      </w:pPr>
+    </w:lvl>
+    <w:lvl w:ilvl="2" w:tplc="8FE24F40" w:tentative="1">
+      <w:start w:val="1"/>
+      <w:numFmt w:val="bullet"/>
+      <w:lvlText w:val="·"/>
+      <w:lvlJc w:val="left"/>
+      <w:pPr>
+        <w:ind w:left="1120" w:hanging="260"/>
+      </w:pPr>
+    </w:lvl>
+    <w:lvl w:ilvl="3" w:tplc="C5CE1C96">
+      <w:numFmt w:val="decimal"/>
+      <w:lvlText w:val=""/>
+      <w:lvlJc w:val="left"/>
+    </w:lvl>
+    <w:lvl w:ilvl="4" w:tplc="0A466A32">
+      <w:numFmt w:val="decimal"/>
+      <w:lvlText w:val=""/>
+      <w:lvlJc w:val="left"/>
+    </w:lvl>
+    <w:lvl w:ilvl="5" w:tplc="700E59BA">
+      <w:numFmt w:val="decimal"/>
+      <w:lvlText w:val=""/>
+      <w:lvlJc w:val="left"/>
+    </w:lvl>
+    <w:lvl w:ilvl="6" w:tplc="9BAC8AF0">
+      <w:numFmt w:val="decimal"/>
+      <w:lvlText w:val=""/>
+      <w:lvlJc w:val="left"/>
+    </w:lvl>
+    <w:lvl w:ilvl="7" w:tplc="8872F52E">
+      <w:numFmt w:val="decimal"/>
+      <w:lvlText w:val=""/>
+      <w:lvlJc w:val="left"/>
+    </w:lvl>
+    <w:lvl w:ilvl="8" w:tplc="8F2E795C">
+      <w:numFmt w:val="decimal"/>
+      <w:lvlText w:val=""/>
+      <w:lvlJc w:val="left"/>
+    </w:lvl>
+  </w:abstractNum>
+  <w:abstractNum w:abstractNumId="2" w15:restartNumberingAfterBreak="0">
+    <w:nsid w:val="45D24D86"/>
+    <w:multiLevelType w:val="hybridMultilevel"/>
+    <w:tmpl w:val="A20E7FF6"/>
+    <w:lvl w:ilvl="0" w:tplc="A3428D58" w:tentative="1">
+      <w:start w:val="1"/>
+      <w:numFmt w:val="decimal"/>
+      <w:lvlText w:val="%1."/>
+      <w:lvlJc w:val="left"/>
+      <w:pPr>
+        <w:ind w:left="420" w:hanging="300"/>
+      </w:pPr>
+    </w:lvl>
+    <w:lvl w:ilvl="1" w:tplc="D0BAFF42">
+      <w:numFmt w:val="decimal"/>
+      <w:lvlText w:val=""/>
+      <w:lvlJc w:val="left"/>
+    </w:lvl>
+    <w:lvl w:ilvl="2" w:tplc="46E09744">
+      <w:numFmt w:val="decimal"/>
+      <w:lvlText w:val=""/>
+      <w:lvlJc w:val="left"/>
+    </w:lvl>
+    <w:lvl w:ilvl="3" w:tplc="762CDE0E">
+      <w:numFmt w:val="decimal"/>
+      <w:lvlText w:val=""/>
+      <w:lvlJc w:val="left"/>
+    </w:lvl>
+    <w:lvl w:ilvl="4" w:tplc="5664CD42">
+      <w:numFmt w:val="decimal"/>
+      <w:lvlText w:val=""/>
+      <w:lvlJc w:val="left"/>
+    </w:lvl>
+    <w:lvl w:ilvl="5" w:tplc="0B3430A6">
+      <w:numFmt w:val="decimal"/>
+      <w:lvlText w:val=""/>
+      <w:lvlJc w:val="left"/>
+    </w:lvl>
+    <w:lvl w:ilvl="6" w:tplc="98C2EFE6">
+      <w:numFmt w:val="decimal"/>
+      <w:lvlText w:val=""/>
+      <w:lvlJc w:val="left"/>
+    </w:lvl>
+    <w:lvl w:ilvl="7" w:tplc="D69E126A">
+      <w:numFmt w:val="decimal"/>
+      <w:lvlText w:val=""/>
+      <w:lvlJc w:val="left"/>
+    </w:lvl>
+    <w:lvl w:ilvl="8" w:tplc="A8203DCC">
+      <w:numFmt w:val="decimal"/>
+      <w:lvlText w:val=""/>
+      <w:lvlJc w:val="left"/>
+    </w:lvl>
+  </w:abstractNum>
+  <w:num w:numId="1" w16cid:durableId="1486050516">
+    <w:abstractNumId w:val="0"/>
     <w:lvlOverride w:ilvl="0">
       <w:startOverride w:val="1"/>
     </w:lvlOverride>
   </w:num>
-  <w:num w:numId="2" w16cid:durableId="575821429">
+  <w:num w:numId="2" w16cid:durableId="408504898">
     <w:abstractNumId w:val="1"/>
     <w:lvlOverride w:ilvl="0">
       <w:startOverride w:val="1"/>
@@ -8486,7 +9102,7 @@
     <w:autoRedefine/>
     <w:uiPriority w:val="39"/>
     <w:unhideWhenUsed/>
-    <w:rsid w:val="00C562BA"/>
+    <w:rsid w:val="004C259A"/>
     <w:pPr>
       <w:spacing w:after="100"/>
     </w:pPr>
@@ -8498,7 +9114,7 @@
     <w:autoRedefine/>
     <w:uiPriority w:val="39"/>
     <w:unhideWhenUsed/>
-    <w:rsid w:val="00C562BA"/>
+    <w:rsid w:val="004C259A"/>
     <w:pPr>
       <w:spacing w:after="100"/>
       <w:ind w:left="210"/>

--- a/documentacion/Reglas_de_negocio.docx
+++ b/documentacion/Reglas_de_negocio.docx
@@ -448,7 +448,7 @@
     <w:sdt>
       <w:sdtPr>
         <w:alias w:val="Contenido"/>
-        <w:id w:val="132460151"/>
+        <w:id w:val="1190421866"/>
       </w:sdtPr>
       <w:sdtEndPr/>
       <w:sdtContent>
@@ -477,7 +477,7 @@
           <w:r>
             <w:fldChar w:fldCharType="separate"/>
           </w:r>
-          <w:hyperlink w:anchor="_Toc243055425" w:history="1">
+          <w:hyperlink w:anchor="_Toc243304451" w:history="1">
             <w:r>
               <w:rPr>
                 <w:rStyle w:val="Hipervnculo"/>
@@ -501,7 +501,7 @@
               <w:rPr>
                 <w:noProof/>
               </w:rPr>
-              <w:instrText xml:space="preserve"> PAGEREF _Toc243055425 \h </w:instrText>
+              <w:instrText xml:space="preserve"> PAGEREF _Toc243304451 \h </w:instrText>
             </w:r>
             <w:r>
               <w:rPr>
@@ -544,7 +544,7 @@
               <w14:ligatures w14:val="standardContextual"/>
             </w:rPr>
           </w:pPr>
-          <w:hyperlink w:anchor="_Toc243055426" w:history="1">
+          <w:hyperlink w:anchor="_Toc243304452" w:history="1">
             <w:r>
               <w:rPr>
                 <w:rStyle w:val="Hipervnculo"/>
@@ -568,7 +568,7 @@
               <w:rPr>
                 <w:noProof/>
               </w:rPr>
-              <w:instrText xml:space="preserve"> PAGEREF _Toc243055426 \h </w:instrText>
+              <w:instrText xml:space="preserve"> PAGEREF _Toc243304452 \h </w:instrText>
             </w:r>
             <w:r>
               <w:rPr>
@@ -611,7 +611,7 @@
               <w14:ligatures w14:val="standardContextual"/>
             </w:rPr>
           </w:pPr>
-          <w:hyperlink w:anchor="_Toc243055427" w:history="1">
+          <w:hyperlink w:anchor="_Toc243304453" w:history="1">
             <w:r>
               <w:rPr>
                 <w:rStyle w:val="Hipervnculo"/>
@@ -635,7 +635,7 @@
               <w:rPr>
                 <w:noProof/>
               </w:rPr>
-              <w:instrText xml:space="preserve"> PAGEREF _Toc243055427 \h </w:instrText>
+              <w:instrText xml:space="preserve"> PAGEREF _Toc243304453 \h </w:instrText>
             </w:r>
             <w:r>
               <w:rPr>
@@ -678,7 +678,7 @@
               <w14:ligatures w14:val="standardContextual"/>
             </w:rPr>
           </w:pPr>
-          <w:hyperlink w:anchor="_Toc243055428" w:history="1">
+          <w:hyperlink w:anchor="_Toc243304454" w:history="1">
             <w:r>
               <w:rPr>
                 <w:rStyle w:val="Hipervnculo"/>
@@ -702,7 +702,7 @@
               <w:rPr>
                 <w:noProof/>
               </w:rPr>
-              <w:instrText xml:space="preserve"> PAGEREF _Toc243055428 \h </w:instrText>
+              <w:instrText xml:space="preserve"> PAGEREF _Toc243304454 \h </w:instrText>
             </w:r>
             <w:r>
               <w:rPr>
@@ -745,7 +745,7 @@
               <w14:ligatures w14:val="standardContextual"/>
             </w:rPr>
           </w:pPr>
-          <w:hyperlink w:anchor="_Toc243055429" w:history="1">
+          <w:hyperlink w:anchor="_Toc243304455" w:history="1">
             <w:r>
               <w:rPr>
                 <w:rStyle w:val="Hipervnculo"/>
@@ -769,7 +769,7 @@
               <w:rPr>
                 <w:noProof/>
               </w:rPr>
-              <w:instrText xml:space="preserve"> PAGEREF _Toc243055429 \h </w:instrText>
+              <w:instrText xml:space="preserve"> PAGEREF _Toc243304455 \h </w:instrText>
             </w:r>
             <w:r>
               <w:rPr>
@@ -812,7 +812,7 @@
               <w14:ligatures w14:val="standardContextual"/>
             </w:rPr>
           </w:pPr>
-          <w:hyperlink w:anchor="_Toc243055430" w:history="1">
+          <w:hyperlink w:anchor="_Toc243304456" w:history="1">
             <w:r>
               <w:rPr>
                 <w:rStyle w:val="Hipervnculo"/>
@@ -836,7 +836,7 @@
               <w:rPr>
                 <w:noProof/>
               </w:rPr>
-              <w:instrText xml:space="preserve"> PAGEREF _Toc243055430 \h </w:instrText>
+              <w:instrText xml:space="preserve"> PAGEREF _Toc243304456 \h </w:instrText>
             </w:r>
             <w:r>
               <w:rPr>
@@ -879,7 +879,7 @@
               <w14:ligatures w14:val="standardContextual"/>
             </w:rPr>
           </w:pPr>
-          <w:hyperlink w:anchor="_Toc243055431" w:history="1">
+          <w:hyperlink w:anchor="_Toc243304457" w:history="1">
             <w:r>
               <w:rPr>
                 <w:rStyle w:val="Hipervnculo"/>
@@ -903,7 +903,7 @@
               <w:rPr>
                 <w:noProof/>
               </w:rPr>
-              <w:instrText xml:space="preserve"> PAGEREF _Toc243055431 \h </w:instrText>
+              <w:instrText xml:space="preserve"> PAGEREF _Toc243304457 \h </w:instrText>
             </w:r>
             <w:r>
               <w:rPr>
@@ -946,7 +946,7 @@
               <w14:ligatures w14:val="standardContextual"/>
             </w:rPr>
           </w:pPr>
-          <w:hyperlink w:anchor="_Toc243055432" w:history="1">
+          <w:hyperlink w:anchor="_Toc243304458" w:history="1">
             <w:r>
               <w:rPr>
                 <w:rStyle w:val="Hipervnculo"/>
@@ -970,7 +970,7 @@
               <w:rPr>
                 <w:noProof/>
               </w:rPr>
-              <w:instrText xml:space="preserve"> PAGEREF _Toc243055432 \h </w:instrText>
+              <w:instrText xml:space="preserve"> PAGEREF _Toc243304458 \h </w:instrText>
             </w:r>
             <w:r>
               <w:rPr>
@@ -1013,7 +1013,7 @@
               <w14:ligatures w14:val="standardContextual"/>
             </w:rPr>
           </w:pPr>
-          <w:hyperlink w:anchor="_Toc243055433" w:history="1">
+          <w:hyperlink w:anchor="_Toc243304459" w:history="1">
             <w:r>
               <w:rPr>
                 <w:rStyle w:val="Hipervnculo"/>
@@ -1037,7 +1037,7 @@
               <w:rPr>
                 <w:noProof/>
               </w:rPr>
-              <w:instrText xml:space="preserve"> PAGEREF _Toc243055433 \h </w:instrText>
+              <w:instrText xml:space="preserve"> PAGEREF _Toc243304459 \h </w:instrText>
             </w:r>
             <w:r>
               <w:rPr>
@@ -1080,7 +1080,7 @@
               <w14:ligatures w14:val="standardContextual"/>
             </w:rPr>
           </w:pPr>
-          <w:hyperlink w:anchor="_Toc243055434" w:history="1">
+          <w:hyperlink w:anchor="_Toc243304460" w:history="1">
             <w:r>
               <w:rPr>
                 <w:rStyle w:val="Hipervnculo"/>
@@ -1104,7 +1104,7 @@
               <w:rPr>
                 <w:noProof/>
               </w:rPr>
-              <w:instrText xml:space="preserve"> PAGEREF _Toc243055434 \h </w:instrText>
+              <w:instrText xml:space="preserve"> PAGEREF _Toc243304460 \h </w:instrText>
             </w:r>
             <w:r>
               <w:rPr>
@@ -1147,7 +1147,7 @@
               <w14:ligatures w14:val="standardContextual"/>
             </w:rPr>
           </w:pPr>
-          <w:hyperlink w:anchor="_Toc243055435" w:history="1">
+          <w:hyperlink w:anchor="_Toc243304461" w:history="1">
             <w:r>
               <w:rPr>
                 <w:rStyle w:val="Hipervnculo"/>
@@ -1171,7 +1171,7 @@
               <w:rPr>
                 <w:noProof/>
               </w:rPr>
-              <w:instrText xml:space="preserve"> PAGEREF _Toc243055435 \h </w:instrText>
+              <w:instrText xml:space="preserve"> PAGEREF _Toc243304461 \h </w:instrText>
             </w:r>
             <w:r>
               <w:rPr>
@@ -1215,7 +1215,7 @@
         <w:pStyle w:val="Ttulo1"/>
         <w:keepNext/>
       </w:pPr>
-      <w:bookmarkStart w:id="0" w:name="_Toc243055425"/>
+      <w:bookmarkStart w:id="0" w:name="_Toc243304451"/>
       <w:r>
         <w:t>1. Principios generales</w:t>
       </w:r>
@@ -1878,6 +1878,101 @@
           </w:p>
         </w:tc>
       </w:tr>
+      <w:tr>
+        <w:trPr>
+          <w:cantSplit/>
+        </w:trPr>
+        <w:tc>
+          <w:tcPr>
+            <w:tcW w:w="1252" w:type="dxa"/>
+            <w:tcBorders>
+              <w:top w:val="single" w:sz="4" w:space="0" w:color="D1D5DB"/>
+              <w:left w:val="single" w:sz="4" w:space="0" w:color="D1D5DB"/>
+              <w:bottom w:val="single" w:sz="4" w:space="0" w:color="D1D5DB"/>
+              <w:right w:val="single" w:sz="4" w:space="0" w:color="D1D5DB"/>
+            </w:tcBorders>
+            <w:tcMar>
+              <w:top w:w="50" w:type="dxa"/>
+              <w:left w:w="90" w:type="dxa"/>
+              <w:bottom w:w="50" w:type="dxa"/>
+              <w:right w:w="90" w:type="dxa"/>
+            </w:tcMar>
+          </w:tcPr>
+          <w:p>
+            <w:pPr>
+              <w:spacing w:line="252" w:lineRule="auto"/>
+            </w:pPr>
+            <w:r>
+              <w:rPr>
+                <w:sz w:val="18"/>
+                <w:szCs w:val="18"/>
+              </w:rPr>
+              <w:t>RG-08</w:t>
+            </w:r>
+          </w:p>
+        </w:tc>
+        <w:tc>
+          <w:tcPr>
+            <w:tcW w:w="8386" w:type="dxa"/>
+            <w:tcBorders>
+              <w:top w:val="single" w:sz="4" w:space="0" w:color="D1D5DB"/>
+              <w:left w:val="single" w:sz="4" w:space="0" w:color="D1D5DB"/>
+              <w:bottom w:val="single" w:sz="4" w:space="0" w:color="D1D5DB"/>
+              <w:right w:val="single" w:sz="4" w:space="0" w:color="D1D5DB"/>
+            </w:tcBorders>
+            <w:tcMar>
+              <w:top w:w="50" w:type="dxa"/>
+              <w:left w:w="90" w:type="dxa"/>
+              <w:bottom w:w="50" w:type="dxa"/>
+              <w:right w:w="90" w:type="dxa"/>
+            </w:tcMar>
+          </w:tcPr>
+          <w:p>
+            <w:pPr>
+              <w:spacing w:line="252" w:lineRule="auto"/>
+            </w:pPr>
+            <w:r>
+              <w:rPr>
+                <w:sz w:val="18"/>
+                <w:szCs w:val="18"/>
+              </w:rPr>
+              <w:t xml:space="preserve">Una </w:t>
+            </w:r>
+            <w:r>
+              <w:rPr>
+                <w:b/>
+                <w:bCs/>
+                <w:sz w:val="18"/>
+                <w:szCs w:val="18"/>
+              </w:rPr>
+              <w:t>sede</w:t>
+            </w:r>
+            <w:r>
+              <w:rPr>
+                <w:sz w:val="18"/>
+                <w:szCs w:val="18"/>
+              </w:rPr>
+              <w:t xml:space="preserve"> se crea y se edita (su nombre; el código no cambia). No se desactiva: solo se </w:t>
+            </w:r>
+            <w:r>
+              <w:rPr>
+                <w:b/>
+                <w:bCs/>
+                <w:sz w:val="18"/>
+                <w:szCs w:val="18"/>
+              </w:rPr>
+              <w:t>elimina si nada la usa</w:t>
+            </w:r>
+            <w:r>
+              <w:rPr>
+                <w:sz w:val="18"/>
+                <w:szCs w:val="18"/>
+              </w:rPr>
+              <w:t xml:space="preserve"> (equipos, personas, usuarios, líneas, Kit/EPP, despachos, compras o solicitudes); si algo la usa, se dice qué.</w:t>
+            </w:r>
+          </w:p>
+        </w:tc>
+      </w:tr>
     </w:tbl>
     <w:p>
       <w:pPr>
@@ -1889,7 +1984,7 @@
         <w:pStyle w:val="Ttulo1"/>
         <w:keepNext/>
       </w:pPr>
-      <w:bookmarkStart w:id="1" w:name="_Toc243055426"/>
+      <w:bookmarkStart w:id="1" w:name="_Toc243304452"/>
       <w:r>
         <w:t>2. Estados de un equipo</w:t>
       </w:r>
@@ -2435,7 +2530,7 @@
         <w:pStyle w:val="Ttulo2"/>
         <w:keepNext/>
       </w:pPr>
-      <w:bookmarkStart w:id="2" w:name="_Toc243055427"/>
+      <w:bookmarkStart w:id="2" w:name="_Toc243304453"/>
       <w:r>
         <w:t>2.1 Transiciones permitidas</w:t>
       </w:r>
@@ -4046,7 +4141,7 @@
         <w:pStyle w:val="Ttulo1"/>
         <w:keepNext/>
       </w:pPr>
-      <w:bookmarkStart w:id="3" w:name="_Toc243055428"/>
+      <w:bookmarkStart w:id="3" w:name="_Toc243304454"/>
       <w:r>
         <w:t>3. Activos</w:t>
       </w:r>
@@ -4593,7 +4688,7 @@
         <w:pStyle w:val="Ttulo1"/>
         <w:keepNext/>
       </w:pPr>
-      <w:bookmarkStart w:id="4" w:name="_Toc243055429"/>
+      <w:bookmarkStart w:id="4" w:name="_Toc243304455"/>
       <w:r>
         <w:t>4. Solicitudes</w:t>
       </w:r>
@@ -5488,7 +5583,7 @@
         <w:pStyle w:val="Ttulo1"/>
         <w:keepNext/>
       </w:pPr>
-      <w:bookmarkStart w:id="5" w:name="_Toc243055430"/>
+      <w:bookmarkStart w:id="5" w:name="_Toc243304456"/>
       <w:r>
         <w:t>5. Mantenciones</w:t>
       </w:r>
@@ -6004,7 +6099,7 @@
         <w:pStyle w:val="Ttulo1"/>
         <w:keepNext/>
       </w:pPr>
-      <w:bookmarkStart w:id="6" w:name="_Toc243055431"/>
+      <w:bookmarkStart w:id="6" w:name="_Toc243304457"/>
       <w:r>
         <w:t>6. Compras de activos</w:t>
       </w:r>
@@ -6582,7 +6677,7 @@
         <w:pStyle w:val="Ttulo1"/>
         <w:keepNext/>
       </w:pPr>
-      <w:bookmarkStart w:id="7" w:name="_Toc243055432"/>
+      <w:bookmarkStart w:id="7" w:name="_Toc243304458"/>
       <w:r>
         <w:t>7. Despachos</w:t>
       </w:r>
@@ -7097,7 +7192,7 @@
         <w:pStyle w:val="Ttulo1"/>
         <w:keepNext/>
       </w:pPr>
-      <w:bookmarkStart w:id="8" w:name="_Toc243055433"/>
+      <w:bookmarkStart w:id="8" w:name="_Toc243304459"/>
       <w:r>
         <w:t>8. Kit de Bienvenida y EPP</w:t>
       </w:r>
@@ -7391,7 +7486,7 @@
         <w:pStyle w:val="Ttulo1"/>
         <w:keepNext/>
       </w:pPr>
-      <w:bookmarkStart w:id="9" w:name="_Toc243055434"/>
+      <w:bookmarkStart w:id="9" w:name="_Toc243304460"/>
       <w:r>
         <w:t>9. Líneas telefónicas</w:t>
       </w:r>
@@ -8001,7 +8096,7 @@
         <w:pStyle w:val="Ttulo1"/>
         <w:keepNext/>
       </w:pPr>
-      <w:bookmarkStart w:id="10" w:name="_Toc243055435"/>
+      <w:bookmarkStart w:id="10" w:name="_Toc243304461"/>
       <w:r>
         <w:t>10. Dashboard</w:t>
       </w:r>
@@ -8253,10 +8348,126 @@
 <file path=word/numbering.xml><?xml version="1.0" encoding="utf-8"?>
 <w:numbering xmlns:wpc="http://schemas.microsoft.com/office/word/2010/wordprocessingCanvas" xmlns:cx="http://schemas.microsoft.com/office/drawing/2014/chartex" xmlns:cx1="http://schemas.microsoft.com/office/drawing/2015/9/8/chartex" xmlns:cx2="http://schemas.microsoft.com/office/drawing/2015/10/21/chartex" xmlns:cx3="http://schemas.microsoft.com/office/drawing/2016/5/9/chartex" xmlns:cx4="http://schemas.microsoft.com/office/drawing/2016/5/10/chartex" xmlns:cx5="http://schemas.microsoft.com/office/drawing/2016/5/11/chartex" xmlns:cx6="http://schemas.microsoft.com/office/drawing/2016/5/12/chartex" xmlns:cx7="http://schemas.microsoft.com/office/drawing/2016/5/13/chartex" xmlns:cx8="http://schemas.microsoft.com/office/drawing/2016/5/14/chartex" xmlns:mc="http://schemas.openxmlformats.org/markup-compatibility/2006" xmlns:aink="http://schemas.microsoft.com/office/drawing/2016/ink" xmlns:am3d="http://schemas.microsoft.com/office/drawing/2017/model3d" xmlns:o="urn:schemas-microsoft-com:office:office" xmlns:oel="http://schemas.microsoft.com/office/2019/extlst" xmlns:r="http://schemas.openxmlformats.org/officeDocument/2006/relationships" xmlns:m="http://schemas.openxmlformats.org/officeDocument/2006/math" xmlns:v="urn:schemas-microsoft-com:vml" xmlns:wp14="http://schemas.microsoft.com/office/word/2010/wordprocessingDrawing" xmlns:wp="http://schemas.openxmlformats.org/drawingml/2006/wordprocessingDrawing" xmlns:w10="urn:schemas-microsoft-com:office:word" xmlns:w="http://schemas.openxmlformats.org/wordprocessingml/2006/main" xmlns:w14="http://schemas.microsoft.com/office/word/2010/wordml" xmlns:w15="http://schemas.microsoft.com/office/word/2012/wordml" xmlns:w16cex="http://schemas.microsoft.com/office/word/2018/wordml/cex" xmlns:w16cid="http://schemas.microsoft.com/office/word/2016/wordml/cid" xmlns:w16="http://schemas.microsoft.com/office/word/2018/wordml" xmlns:w16du="http://schemas.microsoft.com/office/word/2023/wordml/word16du" xmlns:w16sdtdh="http://schemas.microsoft.com/office/word/2020/wordml/sdtdatahash" xmlns:w16sdtfl="http://schemas.microsoft.com/office/word/2024/wordml/sdtformatlock" xmlns:w16se="http://schemas.microsoft.com/office/word/2015/wordml/symex" xmlns:wpg="http://schemas.microsoft.com/office/word/2010/wordprocessingGroup" xmlns:wpi="http://schemas.microsoft.com/office/word/2010/wordprocessingInk" xmlns:wne="http://schemas.microsoft.com/office/word/2006/wordml" xmlns:wps="http://schemas.microsoft.com/office/word/2010/wordprocessingShape" mc:Ignorable="w14 w15 w16se w16cid w16 w16cex w16sdtdh w16sdtfl w16du wp14">
   <w:abstractNum w:abstractNumId="0" w15:restartNumberingAfterBreak="0">
-    <w:nsid w:val="05CD3C8D"/>
+    <w:nsid w:val="03D3527F"/>
     <w:multiLevelType w:val="hybridMultilevel"/>
-    <w:tmpl w:val="6F5A4988"/>
-    <w:lvl w:ilvl="0" w:tplc="56E2859E" w:tentative="1">
+    <w:tmpl w:val="57748EB4"/>
+    <w:lvl w:ilvl="0" w:tplc="1B700D40">
+      <w:start w:val="1"/>
+      <w:numFmt w:val="bullet"/>
+      <w:lvlText w:val="•"/>
+      <w:lvlJc w:val="left"/>
+      <w:pPr>
+        <w:ind w:left="400" w:hanging="260"/>
+      </w:pPr>
+    </w:lvl>
+    <w:lvl w:ilvl="1" w:tplc="D3E24034" w:tentative="1">
+      <w:start w:val="1"/>
+      <w:numFmt w:val="bullet"/>
+      <w:lvlText w:val="–"/>
+      <w:lvlJc w:val="left"/>
+      <w:pPr>
+        <w:ind w:left="760" w:hanging="260"/>
+      </w:pPr>
+    </w:lvl>
+    <w:lvl w:ilvl="2" w:tplc="94DE9F28" w:tentative="1">
+      <w:start w:val="1"/>
+      <w:numFmt w:val="bullet"/>
+      <w:lvlText w:val="·"/>
+      <w:lvlJc w:val="left"/>
+      <w:pPr>
+        <w:ind w:left="1120" w:hanging="260"/>
+      </w:pPr>
+    </w:lvl>
+    <w:lvl w:ilvl="3" w:tplc="5080979E">
+      <w:numFmt w:val="decimal"/>
+      <w:lvlText w:val=""/>
+      <w:lvlJc w:val="left"/>
+    </w:lvl>
+    <w:lvl w:ilvl="4" w:tplc="283E3E2E">
+      <w:numFmt w:val="decimal"/>
+      <w:lvlText w:val=""/>
+      <w:lvlJc w:val="left"/>
+    </w:lvl>
+    <w:lvl w:ilvl="5" w:tplc="CBE2255E">
+      <w:numFmt w:val="decimal"/>
+      <w:lvlText w:val=""/>
+      <w:lvlJc w:val="left"/>
+    </w:lvl>
+    <w:lvl w:ilvl="6" w:tplc="EB744FE6">
+      <w:numFmt w:val="decimal"/>
+      <w:lvlText w:val=""/>
+      <w:lvlJc w:val="left"/>
+    </w:lvl>
+    <w:lvl w:ilvl="7" w:tplc="B3AC3F20">
+      <w:numFmt w:val="decimal"/>
+      <w:lvlText w:val=""/>
+      <w:lvlJc w:val="left"/>
+    </w:lvl>
+    <w:lvl w:ilvl="8" w:tplc="FF5C086E">
+      <w:numFmt w:val="decimal"/>
+      <w:lvlText w:val=""/>
+      <w:lvlJc w:val="left"/>
+    </w:lvl>
+  </w:abstractNum>
+  <w:abstractNum w:abstractNumId="1" w15:restartNumberingAfterBreak="0">
+    <w:nsid w:val="694D7CE7"/>
+    <w:multiLevelType w:val="hybridMultilevel"/>
+    <w:tmpl w:val="E51ADA50"/>
+    <w:lvl w:ilvl="0" w:tplc="C7B63928" w:tentative="1">
+      <w:start w:val="1"/>
+      <w:numFmt w:val="decimal"/>
+      <w:lvlText w:val="%1."/>
+      <w:lvlJc w:val="left"/>
+      <w:pPr>
+        <w:ind w:left="420" w:hanging="300"/>
+      </w:pPr>
+    </w:lvl>
+    <w:lvl w:ilvl="1" w:tplc="2A788600">
+      <w:numFmt w:val="decimal"/>
+      <w:lvlText w:val=""/>
+      <w:lvlJc w:val="left"/>
+    </w:lvl>
+    <w:lvl w:ilvl="2" w:tplc="20C6CE0C">
+      <w:numFmt w:val="decimal"/>
+      <w:lvlText w:val=""/>
+      <w:lvlJc w:val="left"/>
+    </w:lvl>
+    <w:lvl w:ilvl="3" w:tplc="3460D22E">
+      <w:numFmt w:val="decimal"/>
+      <w:lvlText w:val=""/>
+      <w:lvlJc w:val="left"/>
+    </w:lvl>
+    <w:lvl w:ilvl="4" w:tplc="D6D2E69C">
+      <w:numFmt w:val="decimal"/>
+      <w:lvlText w:val=""/>
+      <w:lvlJc w:val="left"/>
+    </w:lvl>
+    <w:lvl w:ilvl="5" w:tplc="87A41B20">
+      <w:numFmt w:val="decimal"/>
+      <w:lvlText w:val=""/>
+      <w:lvlJc w:val="left"/>
+    </w:lvl>
+    <w:lvl w:ilvl="6" w:tplc="21DE9D2A">
+      <w:numFmt w:val="decimal"/>
+      <w:lvlText w:val=""/>
+      <w:lvlJc w:val="left"/>
+    </w:lvl>
+    <w:lvl w:ilvl="7" w:tplc="E716DF08">
+      <w:numFmt w:val="decimal"/>
+      <w:lvlText w:val=""/>
+      <w:lvlJc w:val="left"/>
+    </w:lvl>
+    <w:lvl w:ilvl="8" w:tplc="E5B283C4">
+      <w:numFmt w:val="decimal"/>
+      <w:lvlText w:val=""/>
+      <w:lvlJc w:val="left"/>
+    </w:lvl>
+  </w:abstractNum>
+  <w:abstractNum w:abstractNumId="2" w15:restartNumberingAfterBreak="0">
+    <w:nsid w:val="7B1D5ACD"/>
+    <w:multiLevelType w:val="hybridMultilevel"/>
+    <w:tmpl w:val="61465062"/>
+    <w:lvl w:ilvl="0" w:tplc="4DA4EACE" w:tentative="1">
       <w:start w:val="1"/>
       <w:numFmt w:val="bullet"/>
       <w:lvlText w:val="●"/>
@@ -8265,7 +8476,7 @@
         <w:ind w:left="720" w:hanging="360"/>
       </w:pPr>
     </w:lvl>
-    <w:lvl w:ilvl="1" w:tplc="901C1A3A" w:tentative="1">
+    <w:lvl w:ilvl="1" w:tplc="6FB024D4" w:tentative="1">
       <w:start w:val="1"/>
       <w:numFmt w:val="bullet"/>
       <w:lvlText w:val="○"/>
@@ -8274,7 +8485,7 @@
         <w:ind w:left="1440" w:hanging="360"/>
       </w:pPr>
     </w:lvl>
-    <w:lvl w:ilvl="2" w:tplc="808AD34E" w:tentative="1">
+    <w:lvl w:ilvl="2" w:tplc="58DE9254" w:tentative="1">
       <w:start w:val="1"/>
       <w:numFmt w:val="bullet"/>
       <w:lvlText w:val="■"/>
@@ -8283,7 +8494,7 @@
         <w:ind w:left="2160" w:hanging="360"/>
       </w:pPr>
     </w:lvl>
-    <w:lvl w:ilvl="3" w:tplc="0FC41814" w:tentative="1">
+    <w:lvl w:ilvl="3" w:tplc="0714D758" w:tentative="1">
       <w:start w:val="1"/>
       <w:numFmt w:val="bullet"/>
       <w:lvlText w:val="●"/>
@@ -8292,7 +8503,7 @@
         <w:ind w:left="2880" w:hanging="360"/>
       </w:pPr>
     </w:lvl>
-    <w:lvl w:ilvl="4" w:tplc="2CF8B438" w:tentative="1">
+    <w:lvl w:ilvl="4" w:tplc="FD7E8058" w:tentative="1">
       <w:start w:val="1"/>
       <w:numFmt w:val="bullet"/>
       <w:lvlText w:val="○"/>
@@ -8301,7 +8512,7 @@
         <w:ind w:left="3600" w:hanging="360"/>
       </w:pPr>
     </w:lvl>
-    <w:lvl w:ilvl="5" w:tplc="7F4E76BE" w:tentative="1">
+    <w:lvl w:ilvl="5" w:tplc="3FCA986C" w:tentative="1">
       <w:start w:val="1"/>
       <w:numFmt w:val="bullet"/>
       <w:lvlText w:val="■"/>
@@ -8310,7 +8521,7 @@
         <w:ind w:left="4320" w:hanging="360"/>
       </w:pPr>
     </w:lvl>
-    <w:lvl w:ilvl="6" w:tplc="C3C27E30" w:tentative="1">
+    <w:lvl w:ilvl="6" w:tplc="E874586E" w:tentative="1">
       <w:start w:val="1"/>
       <w:numFmt w:val="bullet"/>
       <w:lvlText w:val="●"/>
@@ -8319,7 +8530,7 @@
         <w:ind w:left="5040" w:hanging="360"/>
       </w:pPr>
     </w:lvl>
-    <w:lvl w:ilvl="7" w:tplc="9EA24408" w:tentative="1">
+    <w:lvl w:ilvl="7" w:tplc="0736E68E" w:tentative="1">
       <w:start w:val="1"/>
       <w:numFmt w:val="bullet"/>
       <w:lvlText w:val="●"/>
@@ -8328,7 +8539,7 @@
         <w:ind w:left="5760" w:hanging="360"/>
       </w:pPr>
     </w:lvl>
-    <w:lvl w:ilvl="8" w:tplc="46E091C6" w:tentative="1">
+    <w:lvl w:ilvl="8" w:tplc="92A8B714" w:tentative="1">
       <w:start w:val="1"/>
       <w:numFmt w:val="bullet"/>
       <w:lvlText w:val="●"/>
@@ -8338,130 +8549,14 @@
       </w:pPr>
     </w:lvl>
   </w:abstractNum>
-  <w:abstractNum w:abstractNumId="1" w15:restartNumberingAfterBreak="0">
-    <w:nsid w:val="30032369"/>
-    <w:multiLevelType w:val="hybridMultilevel"/>
-    <w:tmpl w:val="5582DDA0"/>
-    <w:lvl w:ilvl="0" w:tplc="F91EADCA">
-      <w:start w:val="1"/>
-      <w:numFmt w:val="bullet"/>
-      <w:lvlText w:val="•"/>
-      <w:lvlJc w:val="left"/>
-      <w:pPr>
-        <w:ind w:left="400" w:hanging="260"/>
-      </w:pPr>
-    </w:lvl>
-    <w:lvl w:ilvl="1" w:tplc="BC70A796" w:tentative="1">
-      <w:start w:val="1"/>
-      <w:numFmt w:val="bullet"/>
-      <w:lvlText w:val="–"/>
-      <w:lvlJc w:val="left"/>
-      <w:pPr>
-        <w:ind w:left="760" w:hanging="260"/>
-      </w:pPr>
-    </w:lvl>
-    <w:lvl w:ilvl="2" w:tplc="8FE24F40" w:tentative="1">
-      <w:start w:val="1"/>
-      <w:numFmt w:val="bullet"/>
-      <w:lvlText w:val="·"/>
-      <w:lvlJc w:val="left"/>
-      <w:pPr>
-        <w:ind w:left="1120" w:hanging="260"/>
-      </w:pPr>
-    </w:lvl>
-    <w:lvl w:ilvl="3" w:tplc="C5CE1C96">
-      <w:numFmt w:val="decimal"/>
-      <w:lvlText w:val=""/>
-      <w:lvlJc w:val="left"/>
-    </w:lvl>
-    <w:lvl w:ilvl="4" w:tplc="0A466A32">
-      <w:numFmt w:val="decimal"/>
-      <w:lvlText w:val=""/>
-      <w:lvlJc w:val="left"/>
-    </w:lvl>
-    <w:lvl w:ilvl="5" w:tplc="700E59BA">
-      <w:numFmt w:val="decimal"/>
-      <w:lvlText w:val=""/>
-      <w:lvlJc w:val="left"/>
-    </w:lvl>
-    <w:lvl w:ilvl="6" w:tplc="9BAC8AF0">
-      <w:numFmt w:val="decimal"/>
-      <w:lvlText w:val=""/>
-      <w:lvlJc w:val="left"/>
-    </w:lvl>
-    <w:lvl w:ilvl="7" w:tplc="8872F52E">
-      <w:numFmt w:val="decimal"/>
-      <w:lvlText w:val=""/>
-      <w:lvlJc w:val="left"/>
-    </w:lvl>
-    <w:lvl w:ilvl="8" w:tplc="8F2E795C">
-      <w:numFmt w:val="decimal"/>
-      <w:lvlText w:val=""/>
-      <w:lvlJc w:val="left"/>
-    </w:lvl>
-  </w:abstractNum>
-  <w:abstractNum w:abstractNumId="2" w15:restartNumberingAfterBreak="0">
-    <w:nsid w:val="45D24D86"/>
-    <w:multiLevelType w:val="hybridMultilevel"/>
-    <w:tmpl w:val="A20E7FF6"/>
-    <w:lvl w:ilvl="0" w:tplc="A3428D58" w:tentative="1">
-      <w:start w:val="1"/>
-      <w:numFmt w:val="decimal"/>
-      <w:lvlText w:val="%1."/>
-      <w:lvlJc w:val="left"/>
-      <w:pPr>
-        <w:ind w:left="420" w:hanging="300"/>
-      </w:pPr>
-    </w:lvl>
-    <w:lvl w:ilvl="1" w:tplc="D0BAFF42">
-      <w:numFmt w:val="decimal"/>
-      <w:lvlText w:val=""/>
-      <w:lvlJc w:val="left"/>
-    </w:lvl>
-    <w:lvl w:ilvl="2" w:tplc="46E09744">
-      <w:numFmt w:val="decimal"/>
-      <w:lvlText w:val=""/>
-      <w:lvlJc w:val="left"/>
-    </w:lvl>
-    <w:lvl w:ilvl="3" w:tplc="762CDE0E">
-      <w:numFmt w:val="decimal"/>
-      <w:lvlText w:val=""/>
-      <w:lvlJc w:val="left"/>
-    </w:lvl>
-    <w:lvl w:ilvl="4" w:tplc="5664CD42">
-      <w:numFmt w:val="decimal"/>
-      <w:lvlText w:val=""/>
-      <w:lvlJc w:val="left"/>
-    </w:lvl>
-    <w:lvl w:ilvl="5" w:tplc="0B3430A6">
-      <w:numFmt w:val="decimal"/>
-      <w:lvlText w:val=""/>
-      <w:lvlJc w:val="left"/>
-    </w:lvl>
-    <w:lvl w:ilvl="6" w:tplc="98C2EFE6">
-      <w:numFmt w:val="decimal"/>
-      <w:lvlText w:val=""/>
-      <w:lvlJc w:val="left"/>
-    </w:lvl>
-    <w:lvl w:ilvl="7" w:tplc="D69E126A">
-      <w:numFmt w:val="decimal"/>
-      <w:lvlText w:val=""/>
-      <w:lvlJc w:val="left"/>
-    </w:lvl>
-    <w:lvl w:ilvl="8" w:tplc="A8203DCC">
-      <w:numFmt w:val="decimal"/>
-      <w:lvlText w:val=""/>
-      <w:lvlJc w:val="left"/>
-    </w:lvl>
-  </w:abstractNum>
-  <w:num w:numId="1" w16cid:durableId="1486050516">
-    <w:abstractNumId w:val="0"/>
+  <w:num w:numId="1" w16cid:durableId="771894808">
+    <w:abstractNumId w:val="2"/>
     <w:lvlOverride w:ilvl="0">
       <w:startOverride w:val="1"/>
     </w:lvlOverride>
   </w:num>
-  <w:num w:numId="2" w16cid:durableId="408504898">
-    <w:abstractNumId w:val="1"/>
+  <w:num w:numId="2" w16cid:durableId="1266032936">
+    <w:abstractNumId w:val="0"/>
     <w:lvlOverride w:ilvl="0">
       <w:startOverride w:val="1"/>
     </w:lvlOverride>
@@ -9102,7 +9197,7 @@
     <w:autoRedefine/>
     <w:uiPriority w:val="39"/>
     <w:unhideWhenUsed/>
-    <w:rsid w:val="004C259A"/>
+    <w:rsid w:val="007B21D1"/>
     <w:pPr>
       <w:spacing w:after="100"/>
     </w:pPr>
@@ -9114,7 +9209,7 @@
     <w:autoRedefine/>
     <w:uiPriority w:val="39"/>
     <w:unhideWhenUsed/>
-    <w:rsid w:val="004C259A"/>
+    <w:rsid w:val="007B21D1"/>
     <w:pPr>
       <w:spacing w:after="100"/>
       <w:ind w:left="210"/>

--- a/documentacion/Reglas_de_negocio.docx
+++ b/documentacion/Reglas_de_negocio.docx
@@ -448,7 +448,7 @@
     <w:sdt>
       <w:sdtPr>
         <w:alias w:val="Contenido"/>
-        <w:id w:val="1190421866"/>
+        <w:id w:val="1760015013"/>
       </w:sdtPr>
       <w:sdtEndPr/>
       <w:sdtContent>
@@ -477,7 +477,7 @@
           <w:r>
             <w:fldChar w:fldCharType="separate"/>
           </w:r>
-          <w:hyperlink w:anchor="_Toc243304451" w:history="1">
+          <w:hyperlink w:anchor="_Toc243305556" w:history="1">
             <w:r>
               <w:rPr>
                 <w:rStyle w:val="Hipervnculo"/>
@@ -501,7 +501,7 @@
               <w:rPr>
                 <w:noProof/>
               </w:rPr>
-              <w:instrText xml:space="preserve"> PAGEREF _Toc243304451 \h </w:instrText>
+              <w:instrText xml:space="preserve"> PAGEREF _Toc243305556 \h </w:instrText>
             </w:r>
             <w:r>
               <w:rPr>
@@ -544,7 +544,7 @@
               <w14:ligatures w14:val="standardContextual"/>
             </w:rPr>
           </w:pPr>
-          <w:hyperlink w:anchor="_Toc243304452" w:history="1">
+          <w:hyperlink w:anchor="_Toc243305557" w:history="1">
             <w:r>
               <w:rPr>
                 <w:rStyle w:val="Hipervnculo"/>
@@ -568,7 +568,7 @@
               <w:rPr>
                 <w:noProof/>
               </w:rPr>
-              <w:instrText xml:space="preserve"> PAGEREF _Toc243304452 \h </w:instrText>
+              <w:instrText xml:space="preserve"> PAGEREF _Toc243305557 \h </w:instrText>
             </w:r>
             <w:r>
               <w:rPr>
@@ -611,7 +611,7 @@
               <w14:ligatures w14:val="standardContextual"/>
             </w:rPr>
           </w:pPr>
-          <w:hyperlink w:anchor="_Toc243304453" w:history="1">
+          <w:hyperlink w:anchor="_Toc243305558" w:history="1">
             <w:r>
               <w:rPr>
                 <w:rStyle w:val="Hipervnculo"/>
@@ -635,7 +635,7 @@
               <w:rPr>
                 <w:noProof/>
               </w:rPr>
-              <w:instrText xml:space="preserve"> PAGEREF _Toc243304453 \h </w:instrText>
+              <w:instrText xml:space="preserve"> PAGEREF _Toc243305558 \h </w:instrText>
             </w:r>
             <w:r>
               <w:rPr>
@@ -678,7 +678,7 @@
               <w14:ligatures w14:val="standardContextual"/>
             </w:rPr>
           </w:pPr>
-          <w:hyperlink w:anchor="_Toc243304454" w:history="1">
+          <w:hyperlink w:anchor="_Toc243305559" w:history="1">
             <w:r>
               <w:rPr>
                 <w:rStyle w:val="Hipervnculo"/>
@@ -702,7 +702,7 @@
               <w:rPr>
                 <w:noProof/>
               </w:rPr>
-              <w:instrText xml:space="preserve"> PAGEREF _Toc243304454 \h </w:instrText>
+              <w:instrText xml:space="preserve"> PAGEREF _Toc243305559 \h </w:instrText>
             </w:r>
             <w:r>
               <w:rPr>
@@ -745,7 +745,7 @@
               <w14:ligatures w14:val="standardContextual"/>
             </w:rPr>
           </w:pPr>
-          <w:hyperlink w:anchor="_Toc243304455" w:history="1">
+          <w:hyperlink w:anchor="_Toc243305560" w:history="1">
             <w:r>
               <w:rPr>
                 <w:rStyle w:val="Hipervnculo"/>
@@ -769,7 +769,7 @@
               <w:rPr>
                 <w:noProof/>
               </w:rPr>
-              <w:instrText xml:space="preserve"> PAGEREF _Toc243304455 \h </w:instrText>
+              <w:instrText xml:space="preserve"> PAGEREF _Toc243305560 \h </w:instrText>
             </w:r>
             <w:r>
               <w:rPr>
@@ -812,7 +812,7 @@
               <w14:ligatures w14:val="standardContextual"/>
             </w:rPr>
           </w:pPr>
-          <w:hyperlink w:anchor="_Toc243304456" w:history="1">
+          <w:hyperlink w:anchor="_Toc243305561" w:history="1">
             <w:r>
               <w:rPr>
                 <w:rStyle w:val="Hipervnculo"/>
@@ -836,7 +836,7 @@
               <w:rPr>
                 <w:noProof/>
               </w:rPr>
-              <w:instrText xml:space="preserve"> PAGEREF _Toc243304456 \h </w:instrText>
+              <w:instrText xml:space="preserve"> PAGEREF _Toc243305561 \h </w:instrText>
             </w:r>
             <w:r>
               <w:rPr>
@@ -853,7 +853,7 @@
               <w:rPr>
                 <w:noProof/>
               </w:rPr>
-              <w:t>4</w:t>
+              <w:t>5</w:t>
             </w:r>
             <w:r>
               <w:rPr>
@@ -879,7 +879,7 @@
               <w14:ligatures w14:val="standardContextual"/>
             </w:rPr>
           </w:pPr>
-          <w:hyperlink w:anchor="_Toc243304457" w:history="1">
+          <w:hyperlink w:anchor="_Toc243305562" w:history="1">
             <w:r>
               <w:rPr>
                 <w:rStyle w:val="Hipervnculo"/>
@@ -903,7 +903,7 @@
               <w:rPr>
                 <w:noProof/>
               </w:rPr>
-              <w:instrText xml:space="preserve"> PAGEREF _Toc243304457 \h </w:instrText>
+              <w:instrText xml:space="preserve"> PAGEREF _Toc243305562 \h </w:instrText>
             </w:r>
             <w:r>
               <w:rPr>
@@ -946,7 +946,7 @@
               <w14:ligatures w14:val="standardContextual"/>
             </w:rPr>
           </w:pPr>
-          <w:hyperlink w:anchor="_Toc243304458" w:history="1">
+          <w:hyperlink w:anchor="_Toc243305563" w:history="1">
             <w:r>
               <w:rPr>
                 <w:rStyle w:val="Hipervnculo"/>
@@ -970,7 +970,7 @@
               <w:rPr>
                 <w:noProof/>
               </w:rPr>
-              <w:instrText xml:space="preserve"> PAGEREF _Toc243304458 \h </w:instrText>
+              <w:instrText xml:space="preserve"> PAGEREF _Toc243305563 \h </w:instrText>
             </w:r>
             <w:r>
               <w:rPr>
@@ -1013,7 +1013,7 @@
               <w14:ligatures w14:val="standardContextual"/>
             </w:rPr>
           </w:pPr>
-          <w:hyperlink w:anchor="_Toc243304459" w:history="1">
+          <w:hyperlink w:anchor="_Toc243305564" w:history="1">
             <w:r>
               <w:rPr>
                 <w:rStyle w:val="Hipervnculo"/>
@@ -1037,7 +1037,7 @@
               <w:rPr>
                 <w:noProof/>
               </w:rPr>
-              <w:instrText xml:space="preserve"> PAGEREF _Toc243304459 \h </w:instrText>
+              <w:instrText xml:space="preserve"> PAGEREF _Toc243305564 \h </w:instrText>
             </w:r>
             <w:r>
               <w:rPr>
@@ -1080,7 +1080,7 @@
               <w14:ligatures w14:val="standardContextual"/>
             </w:rPr>
           </w:pPr>
-          <w:hyperlink w:anchor="_Toc243304460" w:history="1">
+          <w:hyperlink w:anchor="_Toc243305565" w:history="1">
             <w:r>
               <w:rPr>
                 <w:rStyle w:val="Hipervnculo"/>
@@ -1104,7 +1104,7 @@
               <w:rPr>
                 <w:noProof/>
               </w:rPr>
-              <w:instrText xml:space="preserve"> PAGEREF _Toc243304460 \h </w:instrText>
+              <w:instrText xml:space="preserve"> PAGEREF _Toc243305565 \h </w:instrText>
             </w:r>
             <w:r>
               <w:rPr>
@@ -1147,7 +1147,7 @@
               <w14:ligatures w14:val="standardContextual"/>
             </w:rPr>
           </w:pPr>
-          <w:hyperlink w:anchor="_Toc243304461" w:history="1">
+          <w:hyperlink w:anchor="_Toc243305566" w:history="1">
             <w:r>
               <w:rPr>
                 <w:rStyle w:val="Hipervnculo"/>
@@ -1171,7 +1171,7 @@
               <w:rPr>
                 <w:noProof/>
               </w:rPr>
-              <w:instrText xml:space="preserve"> PAGEREF _Toc243304461 \h </w:instrText>
+              <w:instrText xml:space="preserve"> PAGEREF _Toc243305566 \h </w:instrText>
             </w:r>
             <w:r>
               <w:rPr>
@@ -1215,7 +1215,7 @@
         <w:pStyle w:val="Ttulo1"/>
         <w:keepNext/>
       </w:pPr>
-      <w:bookmarkStart w:id="0" w:name="_Toc243304451"/>
+      <w:bookmarkStart w:id="0" w:name="_Toc243305556"/>
       <w:r>
         <w:t>1. Principios generales</w:t>
       </w:r>
@@ -1973,6 +1973,85 @@
           </w:p>
         </w:tc>
       </w:tr>
+      <w:tr>
+        <w:trPr>
+          <w:cantSplit/>
+        </w:trPr>
+        <w:tc>
+          <w:tcPr>
+            <w:tcW w:w="1252" w:type="dxa"/>
+            <w:tcBorders>
+              <w:top w:val="single" w:sz="4" w:space="0" w:color="D1D5DB"/>
+              <w:left w:val="single" w:sz="4" w:space="0" w:color="D1D5DB"/>
+              <w:bottom w:val="single" w:sz="4" w:space="0" w:color="D1D5DB"/>
+              <w:right w:val="single" w:sz="4" w:space="0" w:color="D1D5DB"/>
+            </w:tcBorders>
+            <w:tcMar>
+              <w:top w:w="50" w:type="dxa"/>
+              <w:left w:w="90" w:type="dxa"/>
+              <w:bottom w:w="50" w:type="dxa"/>
+              <w:right w:w="90" w:type="dxa"/>
+            </w:tcMar>
+          </w:tcPr>
+          <w:p>
+            <w:pPr>
+              <w:spacing w:line="252" w:lineRule="auto"/>
+            </w:pPr>
+            <w:r>
+              <w:rPr>
+                <w:sz w:val="18"/>
+                <w:szCs w:val="18"/>
+              </w:rPr>
+              <w:t>RG-09</w:t>
+            </w:r>
+          </w:p>
+        </w:tc>
+        <w:tc>
+          <w:tcPr>
+            <w:tcW w:w="8386" w:type="dxa"/>
+            <w:tcBorders>
+              <w:top w:val="single" w:sz="4" w:space="0" w:color="D1D5DB"/>
+              <w:left w:val="single" w:sz="4" w:space="0" w:color="D1D5DB"/>
+              <w:bottom w:val="single" w:sz="4" w:space="0" w:color="D1D5DB"/>
+              <w:right w:val="single" w:sz="4" w:space="0" w:color="D1D5DB"/>
+            </w:tcBorders>
+            <w:tcMar>
+              <w:top w:w="50" w:type="dxa"/>
+              <w:left w:w="90" w:type="dxa"/>
+              <w:bottom w:w="50" w:type="dxa"/>
+              <w:right w:w="90" w:type="dxa"/>
+            </w:tcMar>
+          </w:tcPr>
+          <w:p>
+            <w:pPr>
+              <w:spacing w:line="252" w:lineRule="auto"/>
+            </w:pPr>
+            <w:r>
+              <w:rPr>
+                <w:sz w:val="18"/>
+                <w:szCs w:val="18"/>
+              </w:rPr>
+              <w:t xml:space="preserve">Un equipo </w:t>
+            </w:r>
+            <w:r>
+              <w:rPr>
+                <w:b/>
+                <w:bCs/>
+                <w:sz w:val="18"/>
+                <w:szCs w:val="18"/>
+              </w:rPr>
+              <w:t>sin sede</w:t>
+            </w:r>
+            <w:r>
+              <w:rPr>
+                <w:sz w:val="18"/>
+                <w:szCs w:val="18"/>
+              </w:rPr>
+              <w:t xml:space="preserve"> toma la de su persona: al importarlo, si la persona que lo tiene ya tiene sede, y al darle a una persona sin sede su primera sede (sus equipos sin sede la toman). Trasladar a alguien de una sede a otra con equipos sigue bloqueado.</w:t>
+            </w:r>
+          </w:p>
+        </w:tc>
+      </w:tr>
     </w:tbl>
     <w:p>
       <w:pPr>
@@ -1984,7 +2063,7 @@
         <w:pStyle w:val="Ttulo1"/>
         <w:keepNext/>
       </w:pPr>
-      <w:bookmarkStart w:id="1" w:name="_Toc243304452"/>
+      <w:bookmarkStart w:id="1" w:name="_Toc243305557"/>
       <w:r>
         <w:t>2. Estados de un equipo</w:t>
       </w:r>
@@ -2530,7 +2609,7 @@
         <w:pStyle w:val="Ttulo2"/>
         <w:keepNext/>
       </w:pPr>
-      <w:bookmarkStart w:id="2" w:name="_Toc243304453"/>
+      <w:bookmarkStart w:id="2" w:name="_Toc243305558"/>
       <w:r>
         <w:t>2.1 Transiciones permitidas</w:t>
       </w:r>
@@ -4141,7 +4220,7 @@
         <w:pStyle w:val="Ttulo1"/>
         <w:keepNext/>
       </w:pPr>
-      <w:bookmarkStart w:id="3" w:name="_Toc243304454"/>
+      <w:bookmarkStart w:id="3" w:name="_Toc243305559"/>
       <w:r>
         <w:t>3. Activos</w:t>
       </w:r>
@@ -4688,7 +4767,7 @@
         <w:pStyle w:val="Ttulo1"/>
         <w:keepNext/>
       </w:pPr>
-      <w:bookmarkStart w:id="4" w:name="_Toc243304455"/>
+      <w:bookmarkStart w:id="4" w:name="_Toc243305560"/>
       <w:r>
         <w:t>4. Solicitudes</w:t>
       </w:r>
@@ -5583,7 +5662,7 @@
         <w:pStyle w:val="Ttulo1"/>
         <w:keepNext/>
       </w:pPr>
-      <w:bookmarkStart w:id="5" w:name="_Toc243304456"/>
+      <w:bookmarkStart w:id="5" w:name="_Toc243305561"/>
       <w:r>
         <w:t>5. Mantenciones</w:t>
       </w:r>
@@ -6099,7 +6178,7 @@
         <w:pStyle w:val="Ttulo1"/>
         <w:keepNext/>
       </w:pPr>
-      <w:bookmarkStart w:id="6" w:name="_Toc243304457"/>
+      <w:bookmarkStart w:id="6" w:name="_Toc243305562"/>
       <w:r>
         <w:t>6. Compras de activos</w:t>
       </w:r>
@@ -6677,7 +6756,7 @@
         <w:pStyle w:val="Ttulo1"/>
         <w:keepNext/>
       </w:pPr>
-      <w:bookmarkStart w:id="7" w:name="_Toc243304458"/>
+      <w:bookmarkStart w:id="7" w:name="_Toc243305563"/>
       <w:r>
         <w:t>7. Despachos</w:t>
       </w:r>
@@ -7192,7 +7271,7 @@
         <w:pStyle w:val="Ttulo1"/>
         <w:keepNext/>
       </w:pPr>
-      <w:bookmarkStart w:id="8" w:name="_Toc243304459"/>
+      <w:bookmarkStart w:id="8" w:name="_Toc243305564"/>
       <w:r>
         <w:t>8. Kit de Bienvenida y EPP</w:t>
       </w:r>
@@ -7486,7 +7565,7 @@
         <w:pStyle w:val="Ttulo1"/>
         <w:keepNext/>
       </w:pPr>
-      <w:bookmarkStart w:id="9" w:name="_Toc243304460"/>
+      <w:bookmarkStart w:id="9" w:name="_Toc243305565"/>
       <w:r>
         <w:t>9. Líneas telefónicas</w:t>
       </w:r>
@@ -8096,7 +8175,7 @@
         <w:pStyle w:val="Ttulo1"/>
         <w:keepNext/>
       </w:pPr>
-      <w:bookmarkStart w:id="10" w:name="_Toc243304461"/>
+      <w:bookmarkStart w:id="10" w:name="_Toc243305566"/>
       <w:r>
         <w:t>10. Dashboard</w:t>
       </w:r>
@@ -8348,10 +8427,10 @@
 <file path=word/numbering.xml><?xml version="1.0" encoding="utf-8"?>
 <w:numbering xmlns:wpc="http://schemas.microsoft.com/office/word/2010/wordprocessingCanvas" xmlns:cx="http://schemas.microsoft.com/office/drawing/2014/chartex" xmlns:cx1="http://schemas.microsoft.com/office/drawing/2015/9/8/chartex" xmlns:cx2="http://schemas.microsoft.com/office/drawing/2015/10/21/chartex" xmlns:cx3="http://schemas.microsoft.com/office/drawing/2016/5/9/chartex" xmlns:cx4="http://schemas.microsoft.com/office/drawing/2016/5/10/chartex" xmlns:cx5="http://schemas.microsoft.com/office/drawing/2016/5/11/chartex" xmlns:cx6="http://schemas.microsoft.com/office/drawing/2016/5/12/chartex" xmlns:cx7="http://schemas.microsoft.com/office/drawing/2016/5/13/chartex" xmlns:cx8="http://schemas.microsoft.com/office/drawing/2016/5/14/chartex" xmlns:mc="http://schemas.openxmlformats.org/markup-compatibility/2006" xmlns:aink="http://schemas.microsoft.com/office/drawing/2016/ink" xmlns:am3d="http://schemas.microsoft.com/office/drawing/2017/model3d" xmlns:o="urn:schemas-microsoft-com:office:office" xmlns:oel="http://schemas.microsoft.com/office/2019/extlst" xmlns:r="http://schemas.openxmlformats.org/officeDocument/2006/relationships" xmlns:m="http://schemas.openxmlformats.org/officeDocument/2006/math" xmlns:v="urn:schemas-microsoft-com:vml" xmlns:wp14="http://schemas.microsoft.com/office/word/2010/wordprocessingDrawing" xmlns:wp="http://schemas.openxmlformats.org/drawingml/2006/wordprocessingDrawing" xmlns:w10="urn:schemas-microsoft-com:office:word" xmlns:w="http://schemas.openxmlformats.org/wordprocessingml/2006/main" xmlns:w14="http://schemas.microsoft.com/office/word/2010/wordml" xmlns:w15="http://schemas.microsoft.com/office/word/2012/wordml" xmlns:w16cex="http://schemas.microsoft.com/office/word/2018/wordml/cex" xmlns:w16cid="http://schemas.microsoft.com/office/word/2016/wordml/cid" xmlns:w16="http://schemas.microsoft.com/office/word/2018/wordml" xmlns:w16du="http://schemas.microsoft.com/office/word/2023/wordml/word16du" xmlns:w16sdtdh="http://schemas.microsoft.com/office/word/2020/wordml/sdtdatahash" xmlns:w16sdtfl="http://schemas.microsoft.com/office/word/2024/wordml/sdtformatlock" xmlns:w16se="http://schemas.microsoft.com/office/word/2015/wordml/symex" xmlns:wpg="http://schemas.microsoft.com/office/word/2010/wordprocessingGroup" xmlns:wpi="http://schemas.microsoft.com/office/word/2010/wordprocessingInk" xmlns:wne="http://schemas.microsoft.com/office/word/2006/wordml" xmlns:wps="http://schemas.microsoft.com/office/word/2010/wordprocessingShape" mc:Ignorable="w14 w15 w16se w16cid w16 w16cex w16sdtdh w16sdtfl w16du wp14">
   <w:abstractNum w:abstractNumId="0" w15:restartNumberingAfterBreak="0">
-    <w:nsid w:val="03D3527F"/>
+    <w:nsid w:val="2C491F89"/>
     <w:multiLevelType w:val="hybridMultilevel"/>
-    <w:tmpl w:val="57748EB4"/>
-    <w:lvl w:ilvl="0" w:tplc="1B700D40">
+    <w:tmpl w:val="E03C00B4"/>
+    <w:lvl w:ilvl="0" w:tplc="47C603BA">
       <w:start w:val="1"/>
       <w:numFmt w:val="bullet"/>
       <w:lvlText w:val="•"/>
@@ -8360,7 +8439,7 @@
         <w:ind w:left="400" w:hanging="260"/>
       </w:pPr>
     </w:lvl>
-    <w:lvl w:ilvl="1" w:tplc="D3E24034" w:tentative="1">
+    <w:lvl w:ilvl="1" w:tplc="67ACBBB8" w:tentative="1">
       <w:start w:val="1"/>
       <w:numFmt w:val="bullet"/>
       <w:lvlText w:val="–"/>
@@ -8369,7 +8448,7 @@
         <w:ind w:left="760" w:hanging="260"/>
       </w:pPr>
     </w:lvl>
-    <w:lvl w:ilvl="2" w:tplc="94DE9F28" w:tentative="1">
+    <w:lvl w:ilvl="2" w:tplc="181E7A18" w:tentative="1">
       <w:start w:val="1"/>
       <w:numFmt w:val="bullet"/>
       <w:lvlText w:val="·"/>
@@ -8378,42 +8457,42 @@
         <w:ind w:left="1120" w:hanging="260"/>
       </w:pPr>
     </w:lvl>
-    <w:lvl w:ilvl="3" w:tplc="5080979E">
+    <w:lvl w:ilvl="3" w:tplc="6900A596">
       <w:numFmt w:val="decimal"/>
       <w:lvlText w:val=""/>
       <w:lvlJc w:val="left"/>
     </w:lvl>
-    <w:lvl w:ilvl="4" w:tplc="283E3E2E">
+    <w:lvl w:ilvl="4" w:tplc="E2265040">
       <w:numFmt w:val="decimal"/>
       <w:lvlText w:val=""/>
       <w:lvlJc w:val="left"/>
     </w:lvl>
-    <w:lvl w:ilvl="5" w:tplc="CBE2255E">
+    <w:lvl w:ilvl="5" w:tplc="2FE84500">
       <w:numFmt w:val="decimal"/>
       <w:lvlText w:val=""/>
       <w:lvlJc w:val="left"/>
     </w:lvl>
-    <w:lvl w:ilvl="6" w:tplc="EB744FE6">
+    <w:lvl w:ilvl="6" w:tplc="6EEE0EA8">
       <w:numFmt w:val="decimal"/>
       <w:lvlText w:val=""/>
       <w:lvlJc w:val="left"/>
     </w:lvl>
-    <w:lvl w:ilvl="7" w:tplc="B3AC3F20">
+    <w:lvl w:ilvl="7" w:tplc="B0E49126">
       <w:numFmt w:val="decimal"/>
       <w:lvlText w:val=""/>
       <w:lvlJc w:val="left"/>
     </w:lvl>
-    <w:lvl w:ilvl="8" w:tplc="FF5C086E">
+    <w:lvl w:ilvl="8" w:tplc="E0D262AA">
       <w:numFmt w:val="decimal"/>
       <w:lvlText w:val=""/>
       <w:lvlJc w:val="left"/>
     </w:lvl>
   </w:abstractNum>
   <w:abstractNum w:abstractNumId="1" w15:restartNumberingAfterBreak="0">
-    <w:nsid w:val="694D7CE7"/>
+    <w:nsid w:val="44B750F1"/>
     <w:multiLevelType w:val="hybridMultilevel"/>
-    <w:tmpl w:val="E51ADA50"/>
-    <w:lvl w:ilvl="0" w:tplc="C7B63928" w:tentative="1">
+    <w:tmpl w:val="FDE875AC"/>
+    <w:lvl w:ilvl="0" w:tplc="B324FA18" w:tentative="1">
       <w:start w:val="1"/>
       <w:numFmt w:val="decimal"/>
       <w:lvlText w:val="%1."/>
@@ -8422,52 +8501,52 @@
         <w:ind w:left="420" w:hanging="300"/>
       </w:pPr>
     </w:lvl>
-    <w:lvl w:ilvl="1" w:tplc="2A788600">
+    <w:lvl w:ilvl="1" w:tplc="0F14D8DC">
       <w:numFmt w:val="decimal"/>
       <w:lvlText w:val=""/>
       <w:lvlJc w:val="left"/>
     </w:lvl>
-    <w:lvl w:ilvl="2" w:tplc="20C6CE0C">
+    <w:lvl w:ilvl="2" w:tplc="30220B68">
       <w:numFmt w:val="decimal"/>
       <w:lvlText w:val=""/>
       <w:lvlJc w:val="left"/>
     </w:lvl>
-    <w:lvl w:ilvl="3" w:tplc="3460D22E">
+    <w:lvl w:ilvl="3" w:tplc="D370E842">
       <w:numFmt w:val="decimal"/>
       <w:lvlText w:val=""/>
       <w:lvlJc w:val="left"/>
     </w:lvl>
-    <w:lvl w:ilvl="4" w:tplc="D6D2E69C">
+    <w:lvl w:ilvl="4" w:tplc="C4184714">
       <w:numFmt w:val="decimal"/>
       <w:lvlText w:val=""/>
       <w:lvlJc w:val="left"/>
     </w:lvl>
-    <w:lvl w:ilvl="5" w:tplc="87A41B20">
+    <w:lvl w:ilvl="5" w:tplc="2F8EB95C">
       <w:numFmt w:val="decimal"/>
       <w:lvlText w:val=""/>
       <w:lvlJc w:val="left"/>
     </w:lvl>
-    <w:lvl w:ilvl="6" w:tplc="21DE9D2A">
+    <w:lvl w:ilvl="6" w:tplc="991A28E2">
       <w:numFmt w:val="decimal"/>
       <w:lvlText w:val=""/>
       <w:lvlJc w:val="left"/>
     </w:lvl>
-    <w:lvl w:ilvl="7" w:tplc="E716DF08">
+    <w:lvl w:ilvl="7" w:tplc="DAE2A206">
       <w:numFmt w:val="decimal"/>
       <w:lvlText w:val=""/>
       <w:lvlJc w:val="left"/>
     </w:lvl>
-    <w:lvl w:ilvl="8" w:tplc="E5B283C4">
+    <w:lvl w:ilvl="8" w:tplc="43E87746">
       <w:numFmt w:val="decimal"/>
       <w:lvlText w:val=""/>
       <w:lvlJc w:val="left"/>
     </w:lvl>
   </w:abstractNum>
   <w:abstractNum w:abstractNumId="2" w15:restartNumberingAfterBreak="0">
-    <w:nsid w:val="7B1D5ACD"/>
+    <w:nsid w:val="72870863"/>
     <w:multiLevelType w:val="hybridMultilevel"/>
-    <w:tmpl w:val="61465062"/>
-    <w:lvl w:ilvl="0" w:tplc="4DA4EACE" w:tentative="1">
+    <w:tmpl w:val="D5C6A7D0"/>
+    <w:lvl w:ilvl="0" w:tplc="53045B86" w:tentative="1">
       <w:start w:val="1"/>
       <w:numFmt w:val="bullet"/>
       <w:lvlText w:val="●"/>
@@ -8476,7 +8555,7 @@
         <w:ind w:left="720" w:hanging="360"/>
       </w:pPr>
     </w:lvl>
-    <w:lvl w:ilvl="1" w:tplc="6FB024D4" w:tentative="1">
+    <w:lvl w:ilvl="1" w:tplc="B9F439F4" w:tentative="1">
       <w:start w:val="1"/>
       <w:numFmt w:val="bullet"/>
       <w:lvlText w:val="○"/>
@@ -8485,7 +8564,7 @@
         <w:ind w:left="1440" w:hanging="360"/>
       </w:pPr>
     </w:lvl>
-    <w:lvl w:ilvl="2" w:tplc="58DE9254" w:tentative="1">
+    <w:lvl w:ilvl="2" w:tplc="9F1A58A6" w:tentative="1">
       <w:start w:val="1"/>
       <w:numFmt w:val="bullet"/>
       <w:lvlText w:val="■"/>
@@ -8494,7 +8573,7 @@
         <w:ind w:left="2160" w:hanging="360"/>
       </w:pPr>
     </w:lvl>
-    <w:lvl w:ilvl="3" w:tplc="0714D758" w:tentative="1">
+    <w:lvl w:ilvl="3" w:tplc="5BFC4E9A" w:tentative="1">
       <w:start w:val="1"/>
       <w:numFmt w:val="bullet"/>
       <w:lvlText w:val="●"/>
@@ -8503,7 +8582,7 @@
         <w:ind w:left="2880" w:hanging="360"/>
       </w:pPr>
     </w:lvl>
-    <w:lvl w:ilvl="4" w:tplc="FD7E8058" w:tentative="1">
+    <w:lvl w:ilvl="4" w:tplc="D258135C" w:tentative="1">
       <w:start w:val="1"/>
       <w:numFmt w:val="bullet"/>
       <w:lvlText w:val="○"/>
@@ -8512,7 +8591,7 @@
         <w:ind w:left="3600" w:hanging="360"/>
       </w:pPr>
     </w:lvl>
-    <w:lvl w:ilvl="5" w:tplc="3FCA986C" w:tentative="1">
+    <w:lvl w:ilvl="5" w:tplc="2D36CB04" w:tentative="1">
       <w:start w:val="1"/>
       <w:numFmt w:val="bullet"/>
       <w:lvlText w:val="■"/>
@@ -8521,7 +8600,7 @@
         <w:ind w:left="4320" w:hanging="360"/>
       </w:pPr>
     </w:lvl>
-    <w:lvl w:ilvl="6" w:tplc="E874586E" w:tentative="1">
+    <w:lvl w:ilvl="6" w:tplc="EDBA97F8" w:tentative="1">
       <w:start w:val="1"/>
       <w:numFmt w:val="bullet"/>
       <w:lvlText w:val="●"/>
@@ -8530,7 +8609,7 @@
         <w:ind w:left="5040" w:hanging="360"/>
       </w:pPr>
     </w:lvl>
-    <w:lvl w:ilvl="7" w:tplc="0736E68E" w:tentative="1">
+    <w:lvl w:ilvl="7" w:tplc="94E2388E" w:tentative="1">
       <w:start w:val="1"/>
       <w:numFmt w:val="bullet"/>
       <w:lvlText w:val="●"/>
@@ -8539,7 +8618,7 @@
         <w:ind w:left="5760" w:hanging="360"/>
       </w:pPr>
     </w:lvl>
-    <w:lvl w:ilvl="8" w:tplc="92A8B714" w:tentative="1">
+    <w:lvl w:ilvl="8" w:tplc="FD82F1EA" w:tentative="1">
       <w:start w:val="1"/>
       <w:numFmt w:val="bullet"/>
       <w:lvlText w:val="●"/>
@@ -8549,13 +8628,13 @@
       </w:pPr>
     </w:lvl>
   </w:abstractNum>
-  <w:num w:numId="1" w16cid:durableId="771894808">
+  <w:num w:numId="1" w16cid:durableId="473447723">
     <w:abstractNumId w:val="2"/>
     <w:lvlOverride w:ilvl="0">
       <w:startOverride w:val="1"/>
     </w:lvlOverride>
   </w:num>
-  <w:num w:numId="2" w16cid:durableId="1266032936">
+  <w:num w:numId="2" w16cid:durableId="2075272183">
     <w:abstractNumId w:val="0"/>
     <w:lvlOverride w:ilvl="0">
       <w:startOverride w:val="1"/>
@@ -9197,7 +9276,7 @@
     <w:autoRedefine/>
     <w:uiPriority w:val="39"/>
     <w:unhideWhenUsed/>
-    <w:rsid w:val="007B21D1"/>
+    <w:rsid w:val="007938DE"/>
     <w:pPr>
       <w:spacing w:after="100"/>
     </w:pPr>
@@ -9209,7 +9288,7 @@
     <w:autoRedefine/>
     <w:uiPriority w:val="39"/>
     <w:unhideWhenUsed/>
-    <w:rsid w:val="007B21D1"/>
+    <w:rsid w:val="007938DE"/>
     <w:pPr>
       <w:spacing w:after="100"/>
       <w:ind w:left="210"/>

--- a/documentacion/Reglas_de_negocio.docx
+++ b/documentacion/Reglas_de_negocio.docx
@@ -448,7 +448,7 @@
     <w:sdt>
       <w:sdtPr>
         <w:alias w:val="Contenido"/>
-        <w:id w:val="1760015013"/>
+        <w:id w:val="-316653512"/>
       </w:sdtPr>
       <w:sdtEndPr/>
       <w:sdtContent>
@@ -477,7 +477,7 @@
           <w:r>
             <w:fldChar w:fldCharType="separate"/>
           </w:r>
-          <w:hyperlink w:anchor="_Toc243305556" w:history="1">
+          <w:hyperlink w:anchor="_Toc243312002" w:history="1">
             <w:r>
               <w:rPr>
                 <w:rStyle w:val="Hipervnculo"/>
@@ -501,7 +501,7 @@
               <w:rPr>
                 <w:noProof/>
               </w:rPr>
-              <w:instrText xml:space="preserve"> PAGEREF _Toc243305556 \h </w:instrText>
+              <w:instrText xml:space="preserve"> PAGEREF _Toc243312002 \h </w:instrText>
             </w:r>
             <w:r>
               <w:rPr>
@@ -544,7 +544,7 @@
               <w14:ligatures w14:val="standardContextual"/>
             </w:rPr>
           </w:pPr>
-          <w:hyperlink w:anchor="_Toc243305557" w:history="1">
+          <w:hyperlink w:anchor="_Toc243312003" w:history="1">
             <w:r>
               <w:rPr>
                 <w:rStyle w:val="Hipervnculo"/>
@@ -568,7 +568,7 @@
               <w:rPr>
                 <w:noProof/>
               </w:rPr>
-              <w:instrText xml:space="preserve"> PAGEREF _Toc243305557 \h </w:instrText>
+              <w:instrText xml:space="preserve"> PAGEREF _Toc243312003 \h </w:instrText>
             </w:r>
             <w:r>
               <w:rPr>
@@ -611,7 +611,7 @@
               <w14:ligatures w14:val="standardContextual"/>
             </w:rPr>
           </w:pPr>
-          <w:hyperlink w:anchor="_Toc243305558" w:history="1">
+          <w:hyperlink w:anchor="_Toc243312004" w:history="1">
             <w:r>
               <w:rPr>
                 <w:rStyle w:val="Hipervnculo"/>
@@ -635,7 +635,7 @@
               <w:rPr>
                 <w:noProof/>
               </w:rPr>
-              <w:instrText xml:space="preserve"> PAGEREF _Toc243305558 \h </w:instrText>
+              <w:instrText xml:space="preserve"> PAGEREF _Toc243312004 \h </w:instrText>
             </w:r>
             <w:r>
               <w:rPr>
@@ -678,7 +678,7 @@
               <w14:ligatures w14:val="standardContextual"/>
             </w:rPr>
           </w:pPr>
-          <w:hyperlink w:anchor="_Toc243305559" w:history="1">
+          <w:hyperlink w:anchor="_Toc243312005" w:history="1">
             <w:r>
               <w:rPr>
                 <w:rStyle w:val="Hipervnculo"/>
@@ -702,7 +702,7 @@
               <w:rPr>
                 <w:noProof/>
               </w:rPr>
-              <w:instrText xml:space="preserve"> PAGEREF _Toc243305559 \h </w:instrText>
+              <w:instrText xml:space="preserve"> PAGEREF _Toc243312005 \h </w:instrText>
             </w:r>
             <w:r>
               <w:rPr>
@@ -745,7 +745,7 @@
               <w14:ligatures w14:val="standardContextual"/>
             </w:rPr>
           </w:pPr>
-          <w:hyperlink w:anchor="_Toc243305560" w:history="1">
+          <w:hyperlink w:anchor="_Toc243312006" w:history="1">
             <w:r>
               <w:rPr>
                 <w:rStyle w:val="Hipervnculo"/>
@@ -769,7 +769,7 @@
               <w:rPr>
                 <w:noProof/>
               </w:rPr>
-              <w:instrText xml:space="preserve"> PAGEREF _Toc243305560 \h </w:instrText>
+              <w:instrText xml:space="preserve"> PAGEREF _Toc243312006 \h </w:instrText>
             </w:r>
             <w:r>
               <w:rPr>
@@ -812,7 +812,7 @@
               <w14:ligatures w14:val="standardContextual"/>
             </w:rPr>
           </w:pPr>
-          <w:hyperlink w:anchor="_Toc243305561" w:history="1">
+          <w:hyperlink w:anchor="_Toc243312007" w:history="1">
             <w:r>
               <w:rPr>
                 <w:rStyle w:val="Hipervnculo"/>
@@ -836,7 +836,7 @@
               <w:rPr>
                 <w:noProof/>
               </w:rPr>
-              <w:instrText xml:space="preserve"> PAGEREF _Toc243305561 \h </w:instrText>
+              <w:instrText xml:space="preserve"> PAGEREF _Toc243312007 \h </w:instrText>
             </w:r>
             <w:r>
               <w:rPr>
@@ -879,7 +879,7 @@
               <w14:ligatures w14:val="standardContextual"/>
             </w:rPr>
           </w:pPr>
-          <w:hyperlink w:anchor="_Toc243305562" w:history="1">
+          <w:hyperlink w:anchor="_Toc243312008" w:history="1">
             <w:r>
               <w:rPr>
                 <w:rStyle w:val="Hipervnculo"/>
@@ -903,7 +903,7 @@
               <w:rPr>
                 <w:noProof/>
               </w:rPr>
-              <w:instrText xml:space="preserve"> PAGEREF _Toc243305562 \h </w:instrText>
+              <w:instrText xml:space="preserve"> PAGEREF _Toc243312008 \h </w:instrText>
             </w:r>
             <w:r>
               <w:rPr>
@@ -946,7 +946,7 @@
               <w14:ligatures w14:val="standardContextual"/>
             </w:rPr>
           </w:pPr>
-          <w:hyperlink w:anchor="_Toc243305563" w:history="1">
+          <w:hyperlink w:anchor="_Toc243312009" w:history="1">
             <w:r>
               <w:rPr>
                 <w:rStyle w:val="Hipervnculo"/>
@@ -970,7 +970,7 @@
               <w:rPr>
                 <w:noProof/>
               </w:rPr>
-              <w:instrText xml:space="preserve"> PAGEREF _Toc243305563 \h </w:instrText>
+              <w:instrText xml:space="preserve"> PAGEREF _Toc243312009 \h </w:instrText>
             </w:r>
             <w:r>
               <w:rPr>
@@ -1013,7 +1013,7 @@
               <w14:ligatures w14:val="standardContextual"/>
             </w:rPr>
           </w:pPr>
-          <w:hyperlink w:anchor="_Toc243305564" w:history="1">
+          <w:hyperlink w:anchor="_Toc243312010" w:history="1">
             <w:r>
               <w:rPr>
                 <w:rStyle w:val="Hipervnculo"/>
@@ -1037,7 +1037,7 @@
               <w:rPr>
                 <w:noProof/>
               </w:rPr>
-              <w:instrText xml:space="preserve"> PAGEREF _Toc243305564 \h </w:instrText>
+              <w:instrText xml:space="preserve"> PAGEREF _Toc243312010 \h </w:instrText>
             </w:r>
             <w:r>
               <w:rPr>
@@ -1080,7 +1080,7 @@
               <w14:ligatures w14:val="standardContextual"/>
             </w:rPr>
           </w:pPr>
-          <w:hyperlink w:anchor="_Toc243305565" w:history="1">
+          <w:hyperlink w:anchor="_Toc243312011" w:history="1">
             <w:r>
               <w:rPr>
                 <w:rStyle w:val="Hipervnculo"/>
@@ -1104,7 +1104,7 @@
               <w:rPr>
                 <w:noProof/>
               </w:rPr>
-              <w:instrText xml:space="preserve"> PAGEREF _Toc243305565 \h </w:instrText>
+              <w:instrText xml:space="preserve"> PAGEREF _Toc243312011 \h </w:instrText>
             </w:r>
             <w:r>
               <w:rPr>
@@ -1147,7 +1147,7 @@
               <w14:ligatures w14:val="standardContextual"/>
             </w:rPr>
           </w:pPr>
-          <w:hyperlink w:anchor="_Toc243305566" w:history="1">
+          <w:hyperlink w:anchor="_Toc243312012" w:history="1">
             <w:r>
               <w:rPr>
                 <w:rStyle w:val="Hipervnculo"/>
@@ -1171,7 +1171,7 @@
               <w:rPr>
                 <w:noProof/>
               </w:rPr>
-              <w:instrText xml:space="preserve"> PAGEREF _Toc243305566 \h </w:instrText>
+              <w:instrText xml:space="preserve"> PAGEREF _Toc243312012 \h </w:instrText>
             </w:r>
             <w:r>
               <w:rPr>
@@ -1215,7 +1215,7 @@
         <w:pStyle w:val="Ttulo1"/>
         <w:keepNext/>
       </w:pPr>
-      <w:bookmarkStart w:id="0" w:name="_Toc243305556"/>
+      <w:bookmarkStart w:id="0" w:name="_Toc243312002"/>
       <w:r>
         <w:t>1. Principios generales</w:t>
       </w:r>
@@ -2063,7 +2063,7 @@
         <w:pStyle w:val="Ttulo1"/>
         <w:keepNext/>
       </w:pPr>
-      <w:bookmarkStart w:id="1" w:name="_Toc243305557"/>
+      <w:bookmarkStart w:id="1" w:name="_Toc243312003"/>
       <w:r>
         <w:t>2. Estados de un equipo</w:t>
       </w:r>
@@ -2609,7 +2609,7 @@
         <w:pStyle w:val="Ttulo2"/>
         <w:keepNext/>
       </w:pPr>
-      <w:bookmarkStart w:id="2" w:name="_Toc243305558"/>
+      <w:bookmarkStart w:id="2" w:name="_Toc243312004"/>
       <w:r>
         <w:t>2.1 Transiciones permitidas</w:t>
       </w:r>
@@ -4220,7 +4220,7 @@
         <w:pStyle w:val="Ttulo1"/>
         <w:keepNext/>
       </w:pPr>
-      <w:bookmarkStart w:id="3" w:name="_Toc243305559"/>
+      <w:bookmarkStart w:id="3" w:name="_Toc243312005"/>
       <w:r>
         <w:t>3. Activos</w:t>
       </w:r>
@@ -4767,7 +4767,7 @@
         <w:pStyle w:val="Ttulo1"/>
         <w:keepNext/>
       </w:pPr>
-      <w:bookmarkStart w:id="4" w:name="_Toc243305560"/>
+      <w:bookmarkStart w:id="4" w:name="_Toc243312006"/>
       <w:r>
         <w:t>4. Solicitudes</w:t>
       </w:r>
@@ -5651,6 +5651,101 @@
           </w:p>
         </w:tc>
       </w:tr>
+      <w:tr>
+        <w:trPr>
+          <w:cantSplit/>
+        </w:trPr>
+        <w:tc>
+          <w:tcPr>
+            <w:tcW w:w="1252" w:type="dxa"/>
+            <w:tcBorders>
+              <w:top w:val="single" w:sz="4" w:space="0" w:color="D1D5DB"/>
+              <w:left w:val="single" w:sz="4" w:space="0" w:color="D1D5DB"/>
+              <w:bottom w:val="single" w:sz="4" w:space="0" w:color="D1D5DB"/>
+              <w:right w:val="single" w:sz="4" w:space="0" w:color="D1D5DB"/>
+            </w:tcBorders>
+            <w:tcMar>
+              <w:top w:w="50" w:type="dxa"/>
+              <w:left w:w="90" w:type="dxa"/>
+              <w:bottom w:w="50" w:type="dxa"/>
+              <w:right w:w="90" w:type="dxa"/>
+            </w:tcMar>
+          </w:tcPr>
+          <w:p>
+            <w:pPr>
+              <w:spacing w:line="252" w:lineRule="auto"/>
+            </w:pPr>
+            <w:r>
+              <w:rPr>
+                <w:sz w:val="18"/>
+                <w:szCs w:val="18"/>
+              </w:rPr>
+              <w:t>RS-11</w:t>
+            </w:r>
+          </w:p>
+        </w:tc>
+        <w:tc>
+          <w:tcPr>
+            <w:tcW w:w="8386" w:type="dxa"/>
+            <w:tcBorders>
+              <w:top w:val="single" w:sz="4" w:space="0" w:color="D1D5DB"/>
+              <w:left w:val="single" w:sz="4" w:space="0" w:color="D1D5DB"/>
+              <w:bottom w:val="single" w:sz="4" w:space="0" w:color="D1D5DB"/>
+              <w:right w:val="single" w:sz="4" w:space="0" w:color="D1D5DB"/>
+            </w:tcBorders>
+            <w:tcMar>
+              <w:top w:w="50" w:type="dxa"/>
+              <w:left w:w="90" w:type="dxa"/>
+              <w:bottom w:w="50" w:type="dxa"/>
+              <w:right w:w="90" w:type="dxa"/>
+            </w:tcMar>
+          </w:tcPr>
+          <w:p>
+            <w:pPr>
+              <w:spacing w:line="252" w:lineRule="auto"/>
+            </w:pPr>
+            <w:r>
+              <w:rPr>
+                <w:sz w:val="18"/>
+                <w:szCs w:val="18"/>
+              </w:rPr>
+              <w:t xml:space="preserve">En un Cambio de equipo de un celular por </w:t>
+            </w:r>
+            <w:r>
+              <w:rPr>
+                <w:b/>
+                <w:bCs/>
+                <w:sz w:val="18"/>
+                <w:szCs w:val="18"/>
+              </w:rPr>
+              <w:t>otro celular</w:t>
+            </w:r>
+            <w:r>
+              <w:rPr>
+                <w:sz w:val="18"/>
+                <w:szCs w:val="18"/>
+              </w:rPr>
+              <w:t xml:space="preserve"> sin línea, su </w:t>
+            </w:r>
+            <w:r>
+              <w:rPr>
+                <w:b/>
+                <w:bCs/>
+                <w:sz w:val="18"/>
+                <w:szCs w:val="18"/>
+              </w:rPr>
+              <w:t>mismo chip pasa al celular nuevo</w:t>
+            </w:r>
+            <w:r>
+              <w:rPr>
+                <w:sz w:val="18"/>
+                <w:szCs w:val="18"/>
+              </w:rPr>
+              <w:t xml:space="preserve"> (mismo número): el anterior se devuelve sin chip. También se puede elegir otra línea o entregarlo sin línea.</w:t>
+            </w:r>
+          </w:p>
+        </w:tc>
+      </w:tr>
     </w:tbl>
     <w:p>
       <w:pPr>
@@ -5662,7 +5757,7 @@
         <w:pStyle w:val="Ttulo1"/>
         <w:keepNext/>
       </w:pPr>
-      <w:bookmarkStart w:id="5" w:name="_Toc243305561"/>
+      <w:bookmarkStart w:id="5" w:name="_Toc243312007"/>
       <w:r>
         <w:t>5. Mantenciones</w:t>
       </w:r>
@@ -6178,7 +6273,7 @@
         <w:pStyle w:val="Ttulo1"/>
         <w:keepNext/>
       </w:pPr>
-      <w:bookmarkStart w:id="6" w:name="_Toc243305562"/>
+      <w:bookmarkStart w:id="6" w:name="_Toc243312008"/>
       <w:r>
         <w:t>6. Compras de activos</w:t>
       </w:r>
@@ -6756,7 +6851,7 @@
         <w:pStyle w:val="Ttulo1"/>
         <w:keepNext/>
       </w:pPr>
-      <w:bookmarkStart w:id="7" w:name="_Toc243305563"/>
+      <w:bookmarkStart w:id="7" w:name="_Toc243312009"/>
       <w:r>
         <w:t>7. Despachos</w:t>
       </w:r>
@@ -7271,7 +7366,7 @@
         <w:pStyle w:val="Ttulo1"/>
         <w:keepNext/>
       </w:pPr>
-      <w:bookmarkStart w:id="8" w:name="_Toc243305564"/>
+      <w:bookmarkStart w:id="8" w:name="_Toc243312010"/>
       <w:r>
         <w:t>8. Kit de Bienvenida y EPP</w:t>
       </w:r>
@@ -7565,7 +7660,7 @@
         <w:pStyle w:val="Ttulo1"/>
         <w:keepNext/>
       </w:pPr>
-      <w:bookmarkStart w:id="9" w:name="_Toc243305565"/>
+      <w:bookmarkStart w:id="9" w:name="_Toc243312011"/>
       <w:r>
         <w:t>9. Líneas telefónicas</w:t>
       </w:r>
@@ -8175,7 +8270,7 @@
         <w:pStyle w:val="Ttulo1"/>
         <w:keepNext/>
       </w:pPr>
-      <w:bookmarkStart w:id="10" w:name="_Toc243305566"/>
+      <w:bookmarkStart w:id="10" w:name="_Toc243312012"/>
       <w:r>
         <w:t>10. Dashboard</w:t>
       </w:r>
@@ -8427,72 +8522,10 @@
 <file path=word/numbering.xml><?xml version="1.0" encoding="utf-8"?>
 <w:numbering xmlns:wpc="http://schemas.microsoft.com/office/word/2010/wordprocessingCanvas" xmlns:cx="http://schemas.microsoft.com/office/drawing/2014/chartex" xmlns:cx1="http://schemas.microsoft.com/office/drawing/2015/9/8/chartex" xmlns:cx2="http://schemas.microsoft.com/office/drawing/2015/10/21/chartex" xmlns:cx3="http://schemas.microsoft.com/office/drawing/2016/5/9/chartex" xmlns:cx4="http://schemas.microsoft.com/office/drawing/2016/5/10/chartex" xmlns:cx5="http://schemas.microsoft.com/office/drawing/2016/5/11/chartex" xmlns:cx6="http://schemas.microsoft.com/office/drawing/2016/5/12/chartex" xmlns:cx7="http://schemas.microsoft.com/office/drawing/2016/5/13/chartex" xmlns:cx8="http://schemas.microsoft.com/office/drawing/2016/5/14/chartex" xmlns:mc="http://schemas.openxmlformats.org/markup-compatibility/2006" xmlns:aink="http://schemas.microsoft.com/office/drawing/2016/ink" xmlns:am3d="http://schemas.microsoft.com/office/drawing/2017/model3d" xmlns:o="urn:schemas-microsoft-com:office:office" xmlns:oel="http://schemas.microsoft.com/office/2019/extlst" xmlns:r="http://schemas.openxmlformats.org/officeDocument/2006/relationships" xmlns:m="http://schemas.openxmlformats.org/officeDocument/2006/math" xmlns:v="urn:schemas-microsoft-com:vml" xmlns:wp14="http://schemas.microsoft.com/office/word/2010/wordprocessingDrawing" xmlns:wp="http://schemas.openxmlformats.org/drawingml/2006/wordprocessingDrawing" xmlns:w10="urn:schemas-microsoft-com:office:word" xmlns:w="http://schemas.openxmlformats.org/wordprocessingml/2006/main" xmlns:w14="http://schemas.microsoft.com/office/word/2010/wordml" xmlns:w15="http://schemas.microsoft.com/office/word/2012/wordml" xmlns:w16cex="http://schemas.microsoft.com/office/word/2018/wordml/cex" xmlns:w16cid="http://schemas.microsoft.com/office/word/2016/wordml/cid" xmlns:w16="http://schemas.microsoft.com/office/word/2018/wordml" xmlns:w16du="http://schemas.microsoft.com/office/word/2023/wordml/word16du" xmlns:w16sdtdh="http://schemas.microsoft.com/office/word/2020/wordml/sdtdatahash" xmlns:w16sdtfl="http://schemas.microsoft.com/office/word/2024/wordml/sdtformatlock" xmlns:w16se="http://schemas.microsoft.com/office/word/2015/wordml/symex" xmlns:wpg="http://schemas.microsoft.com/office/word/2010/wordprocessingGroup" xmlns:wpi="http://schemas.microsoft.com/office/word/2010/wordprocessingInk" xmlns:wne="http://schemas.microsoft.com/office/word/2006/wordml" xmlns:wps="http://schemas.microsoft.com/office/word/2010/wordprocessingShape" mc:Ignorable="w14 w15 w16se w16cid w16 w16cex w16sdtdh w16sdtfl w16du wp14">
   <w:abstractNum w:abstractNumId="0" w15:restartNumberingAfterBreak="0">
-    <w:nsid w:val="2C491F89"/>
+    <w:nsid w:val="18623038"/>
     <w:multiLevelType w:val="hybridMultilevel"/>
-    <w:tmpl w:val="E03C00B4"/>
-    <w:lvl w:ilvl="0" w:tplc="47C603BA">
-      <w:start w:val="1"/>
-      <w:numFmt w:val="bullet"/>
-      <w:lvlText w:val="•"/>
-      <w:lvlJc w:val="left"/>
-      <w:pPr>
-        <w:ind w:left="400" w:hanging="260"/>
-      </w:pPr>
-    </w:lvl>
-    <w:lvl w:ilvl="1" w:tplc="67ACBBB8" w:tentative="1">
-      <w:start w:val="1"/>
-      <w:numFmt w:val="bullet"/>
-      <w:lvlText w:val="–"/>
-      <w:lvlJc w:val="left"/>
-      <w:pPr>
-        <w:ind w:left="760" w:hanging="260"/>
-      </w:pPr>
-    </w:lvl>
-    <w:lvl w:ilvl="2" w:tplc="181E7A18" w:tentative="1">
-      <w:start w:val="1"/>
-      <w:numFmt w:val="bullet"/>
-      <w:lvlText w:val="·"/>
-      <w:lvlJc w:val="left"/>
-      <w:pPr>
-        <w:ind w:left="1120" w:hanging="260"/>
-      </w:pPr>
-    </w:lvl>
-    <w:lvl w:ilvl="3" w:tplc="6900A596">
-      <w:numFmt w:val="decimal"/>
-      <w:lvlText w:val=""/>
-      <w:lvlJc w:val="left"/>
-    </w:lvl>
-    <w:lvl w:ilvl="4" w:tplc="E2265040">
-      <w:numFmt w:val="decimal"/>
-      <w:lvlText w:val=""/>
-      <w:lvlJc w:val="left"/>
-    </w:lvl>
-    <w:lvl w:ilvl="5" w:tplc="2FE84500">
-      <w:numFmt w:val="decimal"/>
-      <w:lvlText w:val=""/>
-      <w:lvlJc w:val="left"/>
-    </w:lvl>
-    <w:lvl w:ilvl="6" w:tplc="6EEE0EA8">
-      <w:numFmt w:val="decimal"/>
-      <w:lvlText w:val=""/>
-      <w:lvlJc w:val="left"/>
-    </w:lvl>
-    <w:lvl w:ilvl="7" w:tplc="B0E49126">
-      <w:numFmt w:val="decimal"/>
-      <w:lvlText w:val=""/>
-      <w:lvlJc w:val="left"/>
-    </w:lvl>
-    <w:lvl w:ilvl="8" w:tplc="E0D262AA">
-      <w:numFmt w:val="decimal"/>
-      <w:lvlText w:val=""/>
-      <w:lvlJc w:val="left"/>
-    </w:lvl>
-  </w:abstractNum>
-  <w:abstractNum w:abstractNumId="1" w15:restartNumberingAfterBreak="0">
-    <w:nsid w:val="44B750F1"/>
-    <w:multiLevelType w:val="hybridMultilevel"/>
-    <w:tmpl w:val="FDE875AC"/>
-    <w:lvl w:ilvl="0" w:tplc="B324FA18" w:tentative="1">
+    <w:tmpl w:val="40A450BC"/>
+    <w:lvl w:ilvl="0" w:tplc="AF9EDADC" w:tentative="1">
       <w:start w:val="1"/>
       <w:numFmt w:val="decimal"/>
       <w:lvlText w:val="%1."/>
@@ -8501,52 +8534,52 @@
         <w:ind w:left="420" w:hanging="300"/>
       </w:pPr>
     </w:lvl>
-    <w:lvl w:ilvl="1" w:tplc="0F14D8DC">
+    <w:lvl w:ilvl="1" w:tplc="B2F03FC2">
       <w:numFmt w:val="decimal"/>
       <w:lvlText w:val=""/>
       <w:lvlJc w:val="left"/>
     </w:lvl>
-    <w:lvl w:ilvl="2" w:tplc="30220B68">
+    <w:lvl w:ilvl="2" w:tplc="5D66938A">
       <w:numFmt w:val="decimal"/>
       <w:lvlText w:val=""/>
       <w:lvlJc w:val="left"/>
     </w:lvl>
-    <w:lvl w:ilvl="3" w:tplc="D370E842">
+    <w:lvl w:ilvl="3" w:tplc="B4524CFE">
       <w:numFmt w:val="decimal"/>
       <w:lvlText w:val=""/>
       <w:lvlJc w:val="left"/>
     </w:lvl>
-    <w:lvl w:ilvl="4" w:tplc="C4184714">
+    <w:lvl w:ilvl="4" w:tplc="1CB81A2E">
       <w:numFmt w:val="decimal"/>
       <w:lvlText w:val=""/>
       <w:lvlJc w:val="left"/>
     </w:lvl>
-    <w:lvl w:ilvl="5" w:tplc="2F8EB95C">
+    <w:lvl w:ilvl="5" w:tplc="BFFEFF20">
       <w:numFmt w:val="decimal"/>
       <w:lvlText w:val=""/>
       <w:lvlJc w:val="left"/>
     </w:lvl>
-    <w:lvl w:ilvl="6" w:tplc="991A28E2">
+    <w:lvl w:ilvl="6" w:tplc="F64ECAEC">
       <w:numFmt w:val="decimal"/>
       <w:lvlText w:val=""/>
       <w:lvlJc w:val="left"/>
     </w:lvl>
-    <w:lvl w:ilvl="7" w:tplc="DAE2A206">
+    <w:lvl w:ilvl="7" w:tplc="3894FB68">
       <w:numFmt w:val="decimal"/>
       <w:lvlText w:val=""/>
       <w:lvlJc w:val="left"/>
     </w:lvl>
-    <w:lvl w:ilvl="8" w:tplc="43E87746">
+    <w:lvl w:ilvl="8" w:tplc="6E60BE86">
       <w:numFmt w:val="decimal"/>
       <w:lvlText w:val=""/>
       <w:lvlJc w:val="left"/>
     </w:lvl>
   </w:abstractNum>
-  <w:abstractNum w:abstractNumId="2" w15:restartNumberingAfterBreak="0">
-    <w:nsid w:val="72870863"/>
+  <w:abstractNum w:abstractNumId="1" w15:restartNumberingAfterBreak="0">
+    <w:nsid w:val="24D94A68"/>
     <w:multiLevelType w:val="hybridMultilevel"/>
-    <w:tmpl w:val="D5C6A7D0"/>
-    <w:lvl w:ilvl="0" w:tplc="53045B86" w:tentative="1">
+    <w:tmpl w:val="5B042754"/>
+    <w:lvl w:ilvl="0" w:tplc="3CF281FE" w:tentative="1">
       <w:start w:val="1"/>
       <w:numFmt w:val="bullet"/>
       <w:lvlText w:val="●"/>
@@ -8555,7 +8588,7 @@
         <w:ind w:left="720" w:hanging="360"/>
       </w:pPr>
     </w:lvl>
-    <w:lvl w:ilvl="1" w:tplc="B9F439F4" w:tentative="1">
+    <w:lvl w:ilvl="1" w:tplc="85A80584" w:tentative="1">
       <w:start w:val="1"/>
       <w:numFmt w:val="bullet"/>
       <w:lvlText w:val="○"/>
@@ -8564,7 +8597,7 @@
         <w:ind w:left="1440" w:hanging="360"/>
       </w:pPr>
     </w:lvl>
-    <w:lvl w:ilvl="2" w:tplc="9F1A58A6" w:tentative="1">
+    <w:lvl w:ilvl="2" w:tplc="1C9C1352" w:tentative="1">
       <w:start w:val="1"/>
       <w:numFmt w:val="bullet"/>
       <w:lvlText w:val="■"/>
@@ -8573,7 +8606,7 @@
         <w:ind w:left="2160" w:hanging="360"/>
       </w:pPr>
     </w:lvl>
-    <w:lvl w:ilvl="3" w:tplc="5BFC4E9A" w:tentative="1">
+    <w:lvl w:ilvl="3" w:tplc="A7BE9BE0" w:tentative="1">
       <w:start w:val="1"/>
       <w:numFmt w:val="bullet"/>
       <w:lvlText w:val="●"/>
@@ -8582,7 +8615,7 @@
         <w:ind w:left="2880" w:hanging="360"/>
       </w:pPr>
     </w:lvl>
-    <w:lvl w:ilvl="4" w:tplc="D258135C" w:tentative="1">
+    <w:lvl w:ilvl="4" w:tplc="64D851EC" w:tentative="1">
       <w:start w:val="1"/>
       <w:numFmt w:val="bullet"/>
       <w:lvlText w:val="○"/>
@@ -8591,7 +8624,7 @@
         <w:ind w:left="3600" w:hanging="360"/>
       </w:pPr>
     </w:lvl>
-    <w:lvl w:ilvl="5" w:tplc="2D36CB04" w:tentative="1">
+    <w:lvl w:ilvl="5" w:tplc="468E4B66" w:tentative="1">
       <w:start w:val="1"/>
       <w:numFmt w:val="bullet"/>
       <w:lvlText w:val="■"/>
@@ -8600,7 +8633,7 @@
         <w:ind w:left="4320" w:hanging="360"/>
       </w:pPr>
     </w:lvl>
-    <w:lvl w:ilvl="6" w:tplc="EDBA97F8" w:tentative="1">
+    <w:lvl w:ilvl="6" w:tplc="E88A9E98" w:tentative="1">
       <w:start w:val="1"/>
       <w:numFmt w:val="bullet"/>
       <w:lvlText w:val="●"/>
@@ -8609,7 +8642,7 @@
         <w:ind w:left="5040" w:hanging="360"/>
       </w:pPr>
     </w:lvl>
-    <w:lvl w:ilvl="7" w:tplc="94E2388E" w:tentative="1">
+    <w:lvl w:ilvl="7" w:tplc="BAD2A238" w:tentative="1">
       <w:start w:val="1"/>
       <w:numFmt w:val="bullet"/>
       <w:lvlText w:val="●"/>
@@ -8618,7 +8651,7 @@
         <w:ind w:left="5760" w:hanging="360"/>
       </w:pPr>
     </w:lvl>
-    <w:lvl w:ilvl="8" w:tplc="FD82F1EA" w:tentative="1">
+    <w:lvl w:ilvl="8" w:tplc="E8A20EA8" w:tentative="1">
       <w:start w:val="1"/>
       <w:numFmt w:val="bullet"/>
       <w:lvlText w:val="●"/>
@@ -8628,14 +8661,76 @@
       </w:pPr>
     </w:lvl>
   </w:abstractNum>
-  <w:num w:numId="1" w16cid:durableId="473447723">
-    <w:abstractNumId w:val="2"/>
+  <w:abstractNum w:abstractNumId="2" w15:restartNumberingAfterBreak="0">
+    <w:nsid w:val="5AAD5D67"/>
+    <w:multiLevelType w:val="hybridMultilevel"/>
+    <w:tmpl w:val="2494CB7C"/>
+    <w:lvl w:ilvl="0" w:tplc="EBF6F59C">
+      <w:start w:val="1"/>
+      <w:numFmt w:val="bullet"/>
+      <w:lvlText w:val="•"/>
+      <w:lvlJc w:val="left"/>
+      <w:pPr>
+        <w:ind w:left="400" w:hanging="260"/>
+      </w:pPr>
+    </w:lvl>
+    <w:lvl w:ilvl="1" w:tplc="2D78DC3C" w:tentative="1">
+      <w:start w:val="1"/>
+      <w:numFmt w:val="bullet"/>
+      <w:lvlText w:val="–"/>
+      <w:lvlJc w:val="left"/>
+      <w:pPr>
+        <w:ind w:left="760" w:hanging="260"/>
+      </w:pPr>
+    </w:lvl>
+    <w:lvl w:ilvl="2" w:tplc="91A26A7C" w:tentative="1">
+      <w:start w:val="1"/>
+      <w:numFmt w:val="bullet"/>
+      <w:lvlText w:val="·"/>
+      <w:lvlJc w:val="left"/>
+      <w:pPr>
+        <w:ind w:left="1120" w:hanging="260"/>
+      </w:pPr>
+    </w:lvl>
+    <w:lvl w:ilvl="3" w:tplc="86724E1A">
+      <w:numFmt w:val="decimal"/>
+      <w:lvlText w:val=""/>
+      <w:lvlJc w:val="left"/>
+    </w:lvl>
+    <w:lvl w:ilvl="4" w:tplc="8F1C9C36">
+      <w:numFmt w:val="decimal"/>
+      <w:lvlText w:val=""/>
+      <w:lvlJc w:val="left"/>
+    </w:lvl>
+    <w:lvl w:ilvl="5" w:tplc="3BC09D0C">
+      <w:numFmt w:val="decimal"/>
+      <w:lvlText w:val=""/>
+      <w:lvlJc w:val="left"/>
+    </w:lvl>
+    <w:lvl w:ilvl="6" w:tplc="57E2056A">
+      <w:numFmt w:val="decimal"/>
+      <w:lvlText w:val=""/>
+      <w:lvlJc w:val="left"/>
+    </w:lvl>
+    <w:lvl w:ilvl="7" w:tplc="0568A6CA">
+      <w:numFmt w:val="decimal"/>
+      <w:lvlText w:val=""/>
+      <w:lvlJc w:val="left"/>
+    </w:lvl>
+    <w:lvl w:ilvl="8" w:tplc="36B2C866">
+      <w:numFmt w:val="decimal"/>
+      <w:lvlText w:val=""/>
+      <w:lvlJc w:val="left"/>
+    </w:lvl>
+  </w:abstractNum>
+  <w:num w:numId="1" w16cid:durableId="717823180">
+    <w:abstractNumId w:val="1"/>
     <w:lvlOverride w:ilvl="0">
       <w:startOverride w:val="1"/>
     </w:lvlOverride>
   </w:num>
-  <w:num w:numId="2" w16cid:durableId="2075272183">
-    <w:abstractNumId w:val="0"/>
+  <w:num w:numId="2" w16cid:durableId="846332939">
+    <w:abstractNumId w:val="2"/>
     <w:lvlOverride w:ilvl="0">
       <w:startOverride w:val="1"/>
     </w:lvlOverride>
@@ -9276,7 +9371,7 @@
     <w:autoRedefine/>
     <w:uiPriority w:val="39"/>
     <w:unhideWhenUsed/>
-    <w:rsid w:val="007938DE"/>
+    <w:rsid w:val="008F682A"/>
     <w:pPr>
       <w:spacing w:after="100"/>
     </w:pPr>
@@ -9288,7 +9383,7 @@
     <w:autoRedefine/>
     <w:uiPriority w:val="39"/>
     <w:unhideWhenUsed/>
-    <w:rsid w:val="007938DE"/>
+    <w:rsid w:val="008F682A"/>
     <w:pPr>
       <w:spacing w:after="100"/>
       <w:ind w:left="210"/>
